--- a/docs/Work Packages - Week 1 and 2.docx
+++ b/docs/Work Packages - Week 1 and 2.docx
@@ -1,6 +1,6 @@
 
 <file path=word/document.xml><?xml version="1.0" encoding="utf-8"?>
-<w:document xmlns:wpc="http://schemas.microsoft.com/office/word/2010/wordprocessingCanvas" xmlns:cx="http://schemas.microsoft.com/office/drawing/2014/chartex" xmlns:cx1="http://schemas.microsoft.com/office/drawing/2015/9/8/chartex" xmlns:cx2="http://schemas.microsoft.com/office/drawing/2015/10/21/chartex" xmlns:cx3="http://schemas.microsoft.com/office/drawing/2016/5/9/chartex" xmlns:cx4="http://schemas.microsoft.com/office/drawing/2016/5/10/chartex" xmlns:cx5="http://schemas.microsoft.com/office/drawing/2016/5/11/chartex" xmlns:cx6="http://schemas.microsoft.com/office/drawing/2016/5/12/chartex" xmlns:cx7="http://schemas.microsoft.com/office/drawing/2016/5/13/chartex" xmlns:cx8="http://schemas.microsoft.com/office/drawing/2016/5/14/chartex" xmlns:mc="http://schemas.openxmlformats.org/markup-compatibility/2006" xmlns:aink="http://schemas.microsoft.com/office/drawing/2016/ink" xmlns:am3d="http://schemas.microsoft.com/office/drawing/2017/model3d" xmlns:o="urn:schemas-microsoft-com:office:office" xmlns:oel="http://schemas.microsoft.com/office/2019/extlst" xmlns:r="http://schemas.openxmlformats.org/officeDocument/2006/relationships" xmlns:m="http://schemas.openxmlformats.org/officeDocument/2006/math" xmlns:v="urn:schemas-microsoft-com:vml" xmlns:wp14="http://schemas.microsoft.com/office/word/2010/wordprocessingDrawing" xmlns:wp="http://schemas.openxmlformats.org/drawingml/2006/wordprocessingDrawing" xmlns:w10="urn:schemas-microsoft-com:office:word" xmlns:w="http://schemas.openxmlformats.org/wordprocessingml/2006/main" xmlns:w14="http://schemas.microsoft.com/office/word/2010/wordml" xmlns:w15="http://schemas.microsoft.com/office/word/2012/wordml" xmlns:w16cei="http://schemas.microsoft.com/office/word/2026/wordml/cei" xmlns:w16cex="http://schemas.microsoft.com/office/word/2018/wordml/cex" xmlns:w16cid="http://schemas.microsoft.com/office/word/2016/wordml/cid" xmlns:w16="http://schemas.microsoft.com/office/word/2018/wordml" xmlns:w16du="http://schemas.microsoft.com/office/word/2023/wordml/word16du" xmlns:w16sdtdh="http://schemas.microsoft.com/office/word/2020/wordml/sdtdatahash" xmlns:w16sdtfl="http://schemas.microsoft.com/office/word/2024/wordml/sdtformatlock" xmlns:w16se="http://schemas.microsoft.com/office/word/2015/wordml/symex" xmlns:wpg="http://schemas.microsoft.com/office/word/2010/wordprocessingGroup" xmlns:wpi="http://schemas.microsoft.com/office/word/2010/wordprocessingInk" xmlns:wne="http://schemas.microsoft.com/office/word/2006/wordml" xmlns:wps="http://schemas.microsoft.com/office/word/2010/wordprocessingShape" mc:Ignorable="w14 w15 w16se w16cid w16 w16cex w16sdtdh w16sdtfl w16du wp14">
+<w:document xmlns:wpc="http://schemas.microsoft.com/office/word/2010/wordprocessingCanvas" xmlns:cx="http://schemas.microsoft.com/office/drawing/2014/chartex" xmlns:cx1="http://schemas.microsoft.com/office/drawing/2015/9/8/chartex" xmlns:cx2="http://schemas.microsoft.com/office/drawing/2015/10/21/chartex" xmlns:cx3="http://schemas.microsoft.com/office/drawing/2016/5/9/chartex" xmlns:cx4="http://schemas.microsoft.com/office/drawing/2016/5/10/chartex" xmlns:cx5="http://schemas.microsoft.com/office/drawing/2016/5/11/chartex" xmlns:cx6="http://schemas.microsoft.com/office/drawing/2016/5/12/chartex" xmlns:cx7="http://schemas.microsoft.com/office/drawing/2016/5/13/chartex" xmlns:cx8="http://schemas.microsoft.com/office/drawing/2016/5/14/chartex" xmlns:mc="http://schemas.openxmlformats.org/markup-compatibility/2006" xmlns:aink="http://schemas.microsoft.com/office/drawing/2016/ink" xmlns:am3d="http://schemas.microsoft.com/office/drawing/2017/model3d" xmlns:o="urn:schemas-microsoft-com:office:office" xmlns:oel="http://schemas.microsoft.com/office/2019/extlst" xmlns:r="http://schemas.openxmlformats.org/officeDocument/2006/relationships" xmlns:m="http://schemas.openxmlformats.org/officeDocument/2006/math" xmlns:v="urn:schemas-microsoft-com:vml" xmlns:wp14="http://schemas.microsoft.com/office/word/2010/wordprocessingDrawing" xmlns:wp="http://schemas.openxmlformats.org/drawingml/2006/wordprocessingDrawing" xmlns:w10="urn:schemas-microsoft-com:office:word" xmlns:w="http://schemas.openxmlformats.org/wordprocessingml/2006/main" xmlns:w14="http://schemas.microsoft.com/office/word/2010/wordml" xmlns:w15="http://schemas.microsoft.com/office/word/2012/wordml" xmlns:w16cex="http://schemas.microsoft.com/office/word/2018/wordml/cex" xmlns:w16cid="http://schemas.microsoft.com/office/word/2016/wordml/cid" xmlns:w16="http://schemas.microsoft.com/office/word/2018/wordml" xmlns:w16du="http://schemas.microsoft.com/office/word/2023/wordml/word16du" xmlns:w16sdtdh="http://schemas.microsoft.com/office/word/2020/wordml/sdtdatahash" xmlns:w16sdtfl="http://schemas.microsoft.com/office/word/2024/wordml/sdtformatlock" xmlns:w16se="http://schemas.microsoft.com/office/word/2015/wordml/symex" xmlns:wpg="http://schemas.microsoft.com/office/word/2010/wordprocessingGroup" xmlns:wpi="http://schemas.microsoft.com/office/word/2010/wordprocessingInk" xmlns:wne="http://schemas.microsoft.com/office/word/2006/wordml" xmlns:wps="http://schemas.microsoft.com/office/word/2010/wordprocessingShape" mc:Ignorable="w14 w15 w16se w16cid w16 w16cex w16sdtdh w16sdtfl w16du wp14">
   <w:body>
     <w:p>
       <w:pPr>
@@ -28,7 +28,37 @@
           <w:lang w:eastAsia="en-GB"/>
           <w14:ligatures w14:val="none"/>
         </w:rPr>
-        <w:t>WP-0  Project Setup &amp; Foundations</w:t>
+        <w:t>WP-</w:t>
+      </w:r>
+      <w:proofErr w:type="gramStart"/>
+      <w:r>
+        <w:rPr>
+          <w:rFonts w:ascii="Calibri" w:eastAsia="Calibri" w:hAnsi="Calibri" w:cs="Calibri"/>
+          <w:b/>
+          <w:bCs/>
+          <w:color w:val="1F3A5F"/>
+          <w:kern w:val="0"/>
+          <w:sz w:val="30"/>
+          <w:szCs w:val="30"/>
+          <w:lang w:eastAsia="en-GB"/>
+          <w14:ligatures w14:val="none"/>
+        </w:rPr>
+        <w:t>0  Project</w:t>
+      </w:r>
+      <w:proofErr w:type="gramEnd"/>
+      <w:r>
+        <w:rPr>
+          <w:rFonts w:ascii="Calibri" w:eastAsia="Calibri" w:hAnsi="Calibri" w:cs="Calibri"/>
+          <w:b/>
+          <w:bCs/>
+          <w:color w:val="1F3A5F"/>
+          <w:kern w:val="0"/>
+          <w:sz w:val="30"/>
+          <w:szCs w:val="30"/>
+          <w:lang w:eastAsia="en-GB"/>
+          <w14:ligatures w14:val="none"/>
+        </w:rPr>
+        <w:t xml:space="preserve"> Setup &amp; Foundations</w:t>
       </w:r>
     </w:p>
     <w:p>
@@ -175,6 +205,7 @@
           <w14:ligatures w14:val="none"/>
         </w:rPr>
       </w:pPr>
+      <w:proofErr w:type="gramStart"/>
       <w:r>
         <w:rPr>
           <w:rFonts w:ascii="Segoe UI Symbol" w:eastAsia="Calibri" w:hAnsi="Segoe UI Symbol" w:cs="Segoe UI Symbol"/>
@@ -209,7 +240,20 @@
           <w:lang w:eastAsia="en-GB"/>
           <w14:ligatures w14:val="none"/>
         </w:rPr>
-        <w:t>Create your private Git repository; set up main + feature-branch workflow.</w:t>
+        <w:t>Create</w:t>
+      </w:r>
+      <w:proofErr w:type="gramEnd"/>
+      <w:r>
+        <w:rPr>
+          <w:rFonts w:ascii="Calibri" w:eastAsia="Calibri" w:hAnsi="Calibri" w:cs="Calibri"/>
+          <w:color w:val="222222"/>
+          <w:kern w:val="0"/>
+          <w:sz w:val="21"/>
+          <w:szCs w:val="21"/>
+          <w:lang w:eastAsia="en-GB"/>
+          <w14:ligatures w14:val="none"/>
+        </w:rPr>
+        <w:t xml:space="preserve"> your private Git repository; set up main + feature-branch workflow.</w:t>
       </w:r>
     </w:p>
     <w:p>
@@ -225,6 +269,7 @@
           <w14:ligatures w14:val="none"/>
         </w:rPr>
       </w:pPr>
+      <w:proofErr w:type="gramStart"/>
       <w:r>
         <w:rPr>
           <w:rFonts w:ascii="Segoe UI Symbol" w:eastAsia="Calibri" w:hAnsi="Segoe UI Symbol" w:cs="Segoe UI Symbol"/>
@@ -259,7 +304,20 @@
           <w:lang w:eastAsia="en-GB"/>
           <w14:ligatures w14:val="none"/>
         </w:rPr>
-        <w:t>Add a README describing the project and how to run it locally.</w:t>
+        <w:t>Add</w:t>
+      </w:r>
+      <w:proofErr w:type="gramEnd"/>
+      <w:r>
+        <w:rPr>
+          <w:rFonts w:ascii="Calibri" w:eastAsia="Calibri" w:hAnsi="Calibri" w:cs="Calibri"/>
+          <w:color w:val="222222"/>
+          <w:kern w:val="0"/>
+          <w:sz w:val="21"/>
+          <w:szCs w:val="21"/>
+          <w:lang w:eastAsia="en-GB"/>
+          <w14:ligatures w14:val="none"/>
+        </w:rPr>
+        <w:t xml:space="preserve"> a README describing the project and how to run it locally.</w:t>
       </w:r>
     </w:p>
     <w:p>
@@ -275,6 +333,7 @@
           <w14:ligatures w14:val="none"/>
         </w:rPr>
       </w:pPr>
+      <w:proofErr w:type="gramStart"/>
       <w:r>
         <w:rPr>
           <w:rFonts w:ascii="Segoe UI Symbol" w:eastAsia="Calibri" w:hAnsi="Segoe UI Symbol" w:cs="Segoe UI Symbol"/>
@@ -309,7 +368,20 @@
           <w:lang w:eastAsia="en-GB"/>
           <w14:ligatures w14:val="none"/>
         </w:rPr>
-        <w:t>Scaffold the solution structure: separate backend (.NET) and frontend (Angular) projects.</w:t>
+        <w:t>Scaffold</w:t>
+      </w:r>
+      <w:proofErr w:type="gramEnd"/>
+      <w:r>
+        <w:rPr>
+          <w:rFonts w:ascii="Calibri" w:eastAsia="Calibri" w:hAnsi="Calibri" w:cs="Calibri"/>
+          <w:color w:val="222222"/>
+          <w:kern w:val="0"/>
+          <w:sz w:val="21"/>
+          <w:szCs w:val="21"/>
+          <w:lang w:eastAsia="en-GB"/>
+          <w14:ligatures w14:val="none"/>
+        </w:rPr>
+        <w:t xml:space="preserve"> the solution structure: separate backend (.NET) and frontend (Angular) projects.</w:t>
       </w:r>
     </w:p>
     <w:p>
@@ -325,6 +397,7 @@
           <w14:ligatures w14:val="none"/>
         </w:rPr>
       </w:pPr>
+      <w:proofErr w:type="gramStart"/>
       <w:r>
         <w:rPr>
           <w:rFonts w:ascii="Segoe UI Symbol" w:eastAsia="Calibri" w:hAnsi="Segoe UI Symbol" w:cs="Segoe UI Symbol"/>
@@ -359,7 +432,20 @@
           <w:lang w:eastAsia="en-GB"/>
           <w14:ligatures w14:val="none"/>
         </w:rPr>
-        <w:t>Set up SQL Server locally (or containerized) and confirm connectivity.</w:t>
+        <w:t>Set</w:t>
+      </w:r>
+      <w:proofErr w:type="gramEnd"/>
+      <w:r>
+        <w:rPr>
+          <w:rFonts w:ascii="Calibri" w:eastAsia="Calibri" w:hAnsi="Calibri" w:cs="Calibri"/>
+          <w:color w:val="222222"/>
+          <w:kern w:val="0"/>
+          <w:sz w:val="21"/>
+          <w:szCs w:val="21"/>
+          <w:lang w:eastAsia="en-GB"/>
+          <w14:ligatures w14:val="none"/>
+        </w:rPr>
+        <w:t xml:space="preserve"> up SQL Server locally (or containerized) and confirm connectivity.</w:t>
       </w:r>
     </w:p>
     <w:p>
@@ -375,6 +461,7 @@
           <w14:ligatures w14:val="none"/>
         </w:rPr>
       </w:pPr>
+      <w:proofErr w:type="gramStart"/>
       <w:r>
         <w:rPr>
           <w:rFonts w:ascii="Segoe UI Symbol" w:eastAsia="Calibri" w:hAnsi="Segoe UI Symbol" w:cs="Segoe UI Symbol"/>
@@ -409,7 +496,100 @@
           <w:lang w:eastAsia="en-GB"/>
           <w14:ligatures w14:val="none"/>
         </w:rPr>
-        <w:t>Add a .gitignore, an .editorconfig, and basic solution conventions.</w:t>
+        <w:t>Add</w:t>
+      </w:r>
+      <w:proofErr w:type="gramEnd"/>
+      <w:r>
+        <w:rPr>
+          <w:rFonts w:ascii="Calibri" w:eastAsia="Calibri" w:hAnsi="Calibri" w:cs="Calibri"/>
+          <w:color w:val="222222"/>
+          <w:kern w:val="0"/>
+          <w:sz w:val="21"/>
+          <w:szCs w:val="21"/>
+          <w:lang w:eastAsia="en-GB"/>
+          <w14:ligatures w14:val="none"/>
+        </w:rPr>
+        <w:t xml:space="preserve"> </w:t>
+      </w:r>
+      <w:proofErr w:type="gramStart"/>
+      <w:r>
+        <w:rPr>
+          <w:rFonts w:ascii="Calibri" w:eastAsia="Calibri" w:hAnsi="Calibri" w:cs="Calibri"/>
+          <w:color w:val="222222"/>
+          <w:kern w:val="0"/>
+          <w:sz w:val="21"/>
+          <w:szCs w:val="21"/>
+          <w:lang w:eastAsia="en-GB"/>
+          <w14:ligatures w14:val="none"/>
+        </w:rPr>
+        <w:t>a .</w:t>
+      </w:r>
+      <w:proofErr w:type="spellStart"/>
+      <w:r>
+        <w:rPr>
+          <w:rFonts w:ascii="Calibri" w:eastAsia="Calibri" w:hAnsi="Calibri" w:cs="Calibri"/>
+          <w:color w:val="222222"/>
+          <w:kern w:val="0"/>
+          <w:sz w:val="21"/>
+          <w:szCs w:val="21"/>
+          <w:lang w:eastAsia="en-GB"/>
+          <w14:ligatures w14:val="none"/>
+        </w:rPr>
+        <w:t>gitignore</w:t>
+      </w:r>
+      <w:proofErr w:type="spellEnd"/>
+      <w:proofErr w:type="gramEnd"/>
+      <w:r>
+        <w:rPr>
+          <w:rFonts w:ascii="Calibri" w:eastAsia="Calibri" w:hAnsi="Calibri" w:cs="Calibri"/>
+          <w:color w:val="222222"/>
+          <w:kern w:val="0"/>
+          <w:sz w:val="21"/>
+          <w:szCs w:val="21"/>
+          <w:lang w:eastAsia="en-GB"/>
+          <w14:ligatures w14:val="none"/>
+        </w:rPr>
+        <w:t xml:space="preserve">, </w:t>
+      </w:r>
+      <w:proofErr w:type="gramStart"/>
+      <w:r>
+        <w:rPr>
+          <w:rFonts w:ascii="Calibri" w:eastAsia="Calibri" w:hAnsi="Calibri" w:cs="Calibri"/>
+          <w:color w:val="222222"/>
+          <w:kern w:val="0"/>
+          <w:sz w:val="21"/>
+          <w:szCs w:val="21"/>
+          <w:lang w:eastAsia="en-GB"/>
+          <w14:ligatures w14:val="none"/>
+        </w:rPr>
+        <w:t>an .</w:t>
+      </w:r>
+      <w:proofErr w:type="spellStart"/>
+      <w:r>
+        <w:rPr>
+          <w:rFonts w:ascii="Calibri" w:eastAsia="Calibri" w:hAnsi="Calibri" w:cs="Calibri"/>
+          <w:color w:val="222222"/>
+          <w:kern w:val="0"/>
+          <w:sz w:val="21"/>
+          <w:szCs w:val="21"/>
+          <w:lang w:eastAsia="en-GB"/>
+          <w14:ligatures w14:val="none"/>
+        </w:rPr>
+        <w:t>editorconfig</w:t>
+      </w:r>
+      <w:proofErr w:type="spellEnd"/>
+      <w:proofErr w:type="gramEnd"/>
+      <w:r>
+        <w:rPr>
+          <w:rFonts w:ascii="Calibri" w:eastAsia="Calibri" w:hAnsi="Calibri" w:cs="Calibri"/>
+          <w:color w:val="222222"/>
+          <w:kern w:val="0"/>
+          <w:sz w:val="21"/>
+          <w:szCs w:val="21"/>
+          <w:lang w:eastAsia="en-GB"/>
+          <w14:ligatures w14:val="none"/>
+        </w:rPr>
+        <w:t>, and basic solution conventions.</w:t>
       </w:r>
     </w:p>
     <w:p>
@@ -425,6 +605,7 @@
           <w14:ligatures w14:val="none"/>
         </w:rPr>
       </w:pPr>
+      <w:proofErr w:type="gramStart"/>
       <w:r>
         <w:rPr>
           <w:rFonts w:ascii="Segoe UI Symbol" w:eastAsia="Calibri" w:hAnsi="Segoe UI Symbol" w:cs="Segoe UI Symbol"/>
@@ -459,7 +640,20 @@
           <w:lang w:eastAsia="en-GB"/>
           <w14:ligatures w14:val="none"/>
         </w:rPr>
-        <w:t>Create AI-USAGE.md with the headers you’ll fill in throughout.</w:t>
+        <w:t>Create</w:t>
+      </w:r>
+      <w:proofErr w:type="gramEnd"/>
+      <w:r>
+        <w:rPr>
+          <w:rFonts w:ascii="Calibri" w:eastAsia="Calibri" w:hAnsi="Calibri" w:cs="Calibri"/>
+          <w:color w:val="222222"/>
+          <w:kern w:val="0"/>
+          <w:sz w:val="21"/>
+          <w:szCs w:val="21"/>
+          <w:lang w:eastAsia="en-GB"/>
+          <w14:ligatures w14:val="none"/>
+        </w:rPr>
+        <w:t xml:space="preserve"> AI-USAGE.md with the headers you’ll fill in throughout.</w:t>
       </w:r>
     </w:p>
     <w:p>
@@ -502,6 +696,7 @@
           <w14:ligatures w14:val="none"/>
         </w:rPr>
       </w:pPr>
+      <w:proofErr w:type="gramStart"/>
       <w:r>
         <w:rPr>
           <w:rFonts w:ascii="Segoe UI Symbol" w:eastAsia="Calibri" w:hAnsi="Segoe UI Symbol" w:cs="Segoe UI Symbol"/>
@@ -540,7 +735,20 @@
           <w:lang w:eastAsia="en-GB"/>
           <w14:ligatures w14:val="none"/>
         </w:rPr>
-        <w:t>The repo clones and both projects build from a clean checkout following only the README.</w:t>
+        <w:t>The</w:t>
+      </w:r>
+      <w:proofErr w:type="gramEnd"/>
+      <w:r>
+        <w:rPr>
+          <w:rFonts w:ascii="Calibri" w:eastAsia="Calibri" w:hAnsi="Calibri" w:cs="Calibri"/>
+          <w:color w:val="222222"/>
+          <w:kern w:val="0"/>
+          <w:sz w:val="21"/>
+          <w:szCs w:val="21"/>
+          <w:lang w:eastAsia="en-GB"/>
+          <w14:ligatures w14:val="none"/>
+        </w:rPr>
+        <w:t xml:space="preserve"> repo clones and both projects build from a clean checkout following only the README.</w:t>
       </w:r>
     </w:p>
     <w:p>
@@ -556,6 +764,7 @@
           <w14:ligatures w14:val="none"/>
         </w:rPr>
       </w:pPr>
+      <w:proofErr w:type="gramStart"/>
       <w:r>
         <w:rPr>
           <w:rFonts w:ascii="Segoe UI Symbol" w:eastAsia="Calibri" w:hAnsi="Segoe UI Symbol" w:cs="Segoe UI Symbol"/>
@@ -594,7 +803,20 @@
           <w:lang w:eastAsia="en-GB"/>
           <w14:ligatures w14:val="none"/>
         </w:rPr>
-        <w:t>Branch protection or at least an agreed no-direct-to-main convention is in place.</w:t>
+        <w:t>Branch</w:t>
+      </w:r>
+      <w:proofErr w:type="gramEnd"/>
+      <w:r>
+        <w:rPr>
+          <w:rFonts w:ascii="Calibri" w:eastAsia="Calibri" w:hAnsi="Calibri" w:cs="Calibri"/>
+          <w:color w:val="222222"/>
+          <w:kern w:val="0"/>
+          <w:sz w:val="21"/>
+          <w:szCs w:val="21"/>
+          <w:lang w:eastAsia="en-GB"/>
+          <w14:ligatures w14:val="none"/>
+        </w:rPr>
+        <w:t xml:space="preserve"> protection or at least an agreed no-direct-to-main convention is in place.</w:t>
       </w:r>
     </w:p>
     <w:p>
@@ -610,6 +832,7 @@
           <w14:ligatures w14:val="none"/>
         </w:rPr>
       </w:pPr>
+      <w:proofErr w:type="gramStart"/>
       <w:r>
         <w:rPr>
           <w:rFonts w:ascii="Segoe UI Symbol" w:eastAsia="Calibri" w:hAnsi="Segoe UI Symbol" w:cs="Segoe UI Symbol"/>
@@ -648,7 +871,20 @@
           <w:lang w:eastAsia="en-GB"/>
           <w14:ligatures w14:val="none"/>
         </w:rPr>
-        <w:t>A database connection is confirmed from the backend.</w:t>
+        <w:t>A</w:t>
+      </w:r>
+      <w:proofErr w:type="gramEnd"/>
+      <w:r>
+        <w:rPr>
+          <w:rFonts w:ascii="Calibri" w:eastAsia="Calibri" w:hAnsi="Calibri" w:cs="Calibri"/>
+          <w:color w:val="222222"/>
+          <w:kern w:val="0"/>
+          <w:sz w:val="21"/>
+          <w:szCs w:val="21"/>
+          <w:lang w:eastAsia="en-GB"/>
+          <w14:ligatures w14:val="none"/>
+        </w:rPr>
+        <w:t xml:space="preserve"> database connection is confirmed from the backend.</w:t>
       </w:r>
     </w:p>
     <w:p>
@@ -677,7 +913,37 @@
           <w:lang w:eastAsia="en-GB"/>
           <w14:ligatures w14:val="none"/>
         </w:rPr>
-        <w:t>WP-1  Data Model &amp; Database</w:t>
+        <w:t>WP-</w:t>
+      </w:r>
+      <w:proofErr w:type="gramStart"/>
+      <w:r>
+        <w:rPr>
+          <w:rFonts w:ascii="Calibri" w:eastAsia="Calibri" w:hAnsi="Calibri" w:cs="Calibri"/>
+          <w:b/>
+          <w:bCs/>
+          <w:color w:val="1F3A5F"/>
+          <w:kern w:val="0"/>
+          <w:sz w:val="30"/>
+          <w:szCs w:val="30"/>
+          <w:lang w:eastAsia="en-GB"/>
+          <w14:ligatures w14:val="none"/>
+        </w:rPr>
+        <w:t>1  Data</w:t>
+      </w:r>
+      <w:proofErr w:type="gramEnd"/>
+      <w:r>
+        <w:rPr>
+          <w:rFonts w:ascii="Calibri" w:eastAsia="Calibri" w:hAnsi="Calibri" w:cs="Calibri"/>
+          <w:b/>
+          <w:bCs/>
+          <w:color w:val="1F3A5F"/>
+          <w:kern w:val="0"/>
+          <w:sz w:val="30"/>
+          <w:szCs w:val="30"/>
+          <w:lang w:eastAsia="en-GB"/>
+          <w14:ligatures w14:val="none"/>
+        </w:rPr>
+        <w:t xml:space="preserve"> Model &amp; Database</w:t>
       </w:r>
     </w:p>
     <w:p>
@@ -824,6 +1090,7 @@
           <w14:ligatures w14:val="none"/>
         </w:rPr>
       </w:pPr>
+      <w:proofErr w:type="gramStart"/>
       <w:r>
         <w:rPr>
           <w:rFonts w:ascii="Segoe UI Symbol" w:eastAsia="Calibri" w:hAnsi="Segoe UI Symbol" w:cs="Segoe UI Symbol"/>
@@ -858,7 +1125,124 @@
           <w:lang w:eastAsia="en-GB"/>
           <w14:ligatures w14:val="none"/>
         </w:rPr>
-        <w:t>Model the core entities: Tenant, User, Resource, AvailabilityWindow, BlackoutPeriod, Booking, RecurrenceRule, ApprovalRequest.</w:t>
+        <w:t>Model</w:t>
+      </w:r>
+      <w:proofErr w:type="gramEnd"/>
+      <w:r>
+        <w:rPr>
+          <w:rFonts w:ascii="Calibri" w:eastAsia="Calibri" w:hAnsi="Calibri" w:cs="Calibri"/>
+          <w:color w:val="222222"/>
+          <w:kern w:val="0"/>
+          <w:sz w:val="21"/>
+          <w:szCs w:val="21"/>
+          <w:lang w:eastAsia="en-GB"/>
+          <w14:ligatures w14:val="none"/>
+        </w:rPr>
+        <w:t xml:space="preserve"> the core entities: Tenant, User, Resource, </w:t>
+      </w:r>
+      <w:proofErr w:type="spellStart"/>
+      <w:r>
+        <w:rPr>
+          <w:rFonts w:ascii="Calibri" w:eastAsia="Calibri" w:hAnsi="Calibri" w:cs="Calibri"/>
+          <w:color w:val="222222"/>
+          <w:kern w:val="0"/>
+          <w:sz w:val="21"/>
+          <w:szCs w:val="21"/>
+          <w:lang w:eastAsia="en-GB"/>
+          <w14:ligatures w14:val="none"/>
+        </w:rPr>
+        <w:t>AvailabilityWindow</w:t>
+      </w:r>
+      <w:proofErr w:type="spellEnd"/>
+      <w:r>
+        <w:rPr>
+          <w:rFonts w:ascii="Calibri" w:eastAsia="Calibri" w:hAnsi="Calibri" w:cs="Calibri"/>
+          <w:color w:val="222222"/>
+          <w:kern w:val="0"/>
+          <w:sz w:val="21"/>
+          <w:szCs w:val="21"/>
+          <w:lang w:eastAsia="en-GB"/>
+          <w14:ligatures w14:val="none"/>
+        </w:rPr>
+        <w:t xml:space="preserve">, </w:t>
+      </w:r>
+      <w:proofErr w:type="spellStart"/>
+      <w:r>
+        <w:rPr>
+          <w:rFonts w:ascii="Calibri" w:eastAsia="Calibri" w:hAnsi="Calibri" w:cs="Calibri"/>
+          <w:color w:val="222222"/>
+          <w:kern w:val="0"/>
+          <w:sz w:val="21"/>
+          <w:szCs w:val="21"/>
+          <w:lang w:eastAsia="en-GB"/>
+          <w14:ligatures w14:val="none"/>
+        </w:rPr>
+        <w:t>BlackoutPeriod</w:t>
+      </w:r>
+      <w:proofErr w:type="spellEnd"/>
+      <w:r>
+        <w:rPr>
+          <w:rFonts w:ascii="Calibri" w:eastAsia="Calibri" w:hAnsi="Calibri" w:cs="Calibri"/>
+          <w:color w:val="222222"/>
+          <w:kern w:val="0"/>
+          <w:sz w:val="21"/>
+          <w:szCs w:val="21"/>
+          <w:lang w:eastAsia="en-GB"/>
+          <w14:ligatures w14:val="none"/>
+        </w:rPr>
+        <w:t xml:space="preserve">, Booking, </w:t>
+      </w:r>
+      <w:proofErr w:type="spellStart"/>
+      <w:r>
+        <w:rPr>
+          <w:rFonts w:ascii="Calibri" w:eastAsia="Calibri" w:hAnsi="Calibri" w:cs="Calibri"/>
+          <w:color w:val="222222"/>
+          <w:kern w:val="0"/>
+          <w:sz w:val="21"/>
+          <w:szCs w:val="21"/>
+          <w:lang w:eastAsia="en-GB"/>
+          <w14:ligatures w14:val="none"/>
+        </w:rPr>
+        <w:t>RecurrenceRule</w:t>
+      </w:r>
+      <w:proofErr w:type="spellEnd"/>
+      <w:r>
+        <w:rPr>
+          <w:rFonts w:ascii="Calibri" w:eastAsia="Calibri" w:hAnsi="Calibri" w:cs="Calibri"/>
+          <w:color w:val="222222"/>
+          <w:kern w:val="0"/>
+          <w:sz w:val="21"/>
+          <w:szCs w:val="21"/>
+          <w:lang w:eastAsia="en-GB"/>
+          <w14:ligatures w14:val="none"/>
+        </w:rPr>
+        <w:t xml:space="preserve">, </w:t>
+      </w:r>
+      <w:proofErr w:type="spellStart"/>
+      <w:r>
+        <w:rPr>
+          <w:rFonts w:ascii="Calibri" w:eastAsia="Calibri" w:hAnsi="Calibri" w:cs="Calibri"/>
+          <w:color w:val="222222"/>
+          <w:kern w:val="0"/>
+          <w:sz w:val="21"/>
+          <w:szCs w:val="21"/>
+          <w:lang w:eastAsia="en-GB"/>
+          <w14:ligatures w14:val="none"/>
+        </w:rPr>
+        <w:t>ApprovalRequest</w:t>
+      </w:r>
+      <w:proofErr w:type="spellEnd"/>
+      <w:r>
+        <w:rPr>
+          <w:rFonts w:ascii="Calibri" w:eastAsia="Calibri" w:hAnsi="Calibri" w:cs="Calibri"/>
+          <w:color w:val="222222"/>
+          <w:kern w:val="0"/>
+          <w:sz w:val="21"/>
+          <w:szCs w:val="21"/>
+          <w:lang w:eastAsia="en-GB"/>
+          <w14:ligatures w14:val="none"/>
+        </w:rPr>
+        <w:t>.</w:t>
       </w:r>
     </w:p>
     <w:p>
@@ -874,6 +1258,7 @@
           <w14:ligatures w14:val="none"/>
         </w:rPr>
       </w:pPr>
+      <w:proofErr w:type="gramStart"/>
       <w:r>
         <w:rPr>
           <w:rFonts w:ascii="Segoe UI Symbol" w:eastAsia="Calibri" w:hAnsi="Segoe UI Symbol" w:cs="Segoe UI Symbol"/>
@@ -908,7 +1293,20 @@
           <w:lang w:eastAsia="en-GB"/>
           <w14:ligatures w14:val="none"/>
         </w:rPr>
-        <w:t>Define relationships, keys, and the constraints that protect data integrity.</w:t>
+        <w:t>Define</w:t>
+      </w:r>
+      <w:proofErr w:type="gramEnd"/>
+      <w:r>
+        <w:rPr>
+          <w:rFonts w:ascii="Calibri" w:eastAsia="Calibri" w:hAnsi="Calibri" w:cs="Calibri"/>
+          <w:color w:val="222222"/>
+          <w:kern w:val="0"/>
+          <w:sz w:val="21"/>
+          <w:szCs w:val="21"/>
+          <w:lang w:eastAsia="en-GB"/>
+          <w14:ligatures w14:val="none"/>
+        </w:rPr>
+        <w:t xml:space="preserve"> relationships, keys, and the constraints that protect data integrity.</w:t>
       </w:r>
     </w:p>
     <w:p>
@@ -924,6 +1322,7 @@
           <w14:ligatures w14:val="none"/>
         </w:rPr>
       </w:pPr>
+      <w:proofErr w:type="gramStart"/>
       <w:r>
         <w:rPr>
           <w:rFonts w:ascii="Segoe UI Symbol" w:eastAsia="Calibri" w:hAnsi="Segoe UI Symbol" w:cs="Segoe UI Symbol"/>
@@ -958,7 +1357,20 @@
           <w:lang w:eastAsia="en-GB"/>
           <w14:ligatures w14:val="none"/>
         </w:rPr>
-        <w:t>Decide how tenancy is represented on every ownable entity.</w:t>
+        <w:t>Decide</w:t>
+      </w:r>
+      <w:proofErr w:type="gramEnd"/>
+      <w:r>
+        <w:rPr>
+          <w:rFonts w:ascii="Calibri" w:eastAsia="Calibri" w:hAnsi="Calibri" w:cs="Calibri"/>
+          <w:color w:val="222222"/>
+          <w:kern w:val="0"/>
+          <w:sz w:val="21"/>
+          <w:szCs w:val="21"/>
+          <w:lang w:eastAsia="en-GB"/>
+          <w14:ligatures w14:val="none"/>
+        </w:rPr>
+        <w:t xml:space="preserve"> how tenancy is represented on every ownable entity.</w:t>
       </w:r>
     </w:p>
     <w:p>
@@ -974,6 +1386,7 @@
           <w14:ligatures w14:val="none"/>
         </w:rPr>
       </w:pPr>
+      <w:proofErr w:type="gramStart"/>
       <w:r>
         <w:rPr>
           <w:rFonts w:ascii="Segoe UI Symbol" w:eastAsia="Calibri" w:hAnsi="Segoe UI Symbol" w:cs="Segoe UI Symbol"/>
@@ -1008,7 +1421,20 @@
           <w:lang w:eastAsia="en-GB"/>
           <w14:ligatures w14:val="none"/>
         </w:rPr>
-        <w:t>Plan indexing for the queries you know are coming (availability lookups, booking overlap checks).</w:t>
+        <w:t>Plan</w:t>
+      </w:r>
+      <w:proofErr w:type="gramEnd"/>
+      <w:r>
+        <w:rPr>
+          <w:rFonts w:ascii="Calibri" w:eastAsia="Calibri" w:hAnsi="Calibri" w:cs="Calibri"/>
+          <w:color w:val="222222"/>
+          <w:kern w:val="0"/>
+          <w:sz w:val="21"/>
+          <w:szCs w:val="21"/>
+          <w:lang w:eastAsia="en-GB"/>
+          <w14:ligatures w14:val="none"/>
+        </w:rPr>
+        <w:t xml:space="preserve"> indexing for the queries you know are coming (availability lookups, booking overlap checks).</w:t>
       </w:r>
     </w:p>
     <w:p>
@@ -1024,6 +1450,7 @@
           <w14:ligatures w14:val="none"/>
         </w:rPr>
       </w:pPr>
+      <w:proofErr w:type="gramStart"/>
       <w:r>
         <w:rPr>
           <w:rFonts w:ascii="Segoe UI Symbol" w:eastAsia="Calibri" w:hAnsi="Segoe UI Symbol" w:cs="Segoe UI Symbol"/>
@@ -1058,7 +1485,20 @@
           <w:lang w:eastAsia="en-GB"/>
           <w14:ligatures w14:val="none"/>
         </w:rPr>
-        <w:t>Produce an ERD and write the initial migrations + seed data.</w:t>
+        <w:t>Produce</w:t>
+      </w:r>
+      <w:proofErr w:type="gramEnd"/>
+      <w:r>
+        <w:rPr>
+          <w:rFonts w:ascii="Calibri" w:eastAsia="Calibri" w:hAnsi="Calibri" w:cs="Calibri"/>
+          <w:color w:val="222222"/>
+          <w:kern w:val="0"/>
+          <w:sz w:val="21"/>
+          <w:szCs w:val="21"/>
+          <w:lang w:eastAsia="en-GB"/>
+          <w14:ligatures w14:val="none"/>
+        </w:rPr>
+        <w:t xml:space="preserve"> an ERD and write the initial migrations + seed data.</w:t>
       </w:r>
     </w:p>
     <w:p>
@@ -1089,7 +1529,22 @@
           <w:lang w:eastAsia="en-GB"/>
           <w14:ligatures w14:val="none"/>
         </w:rPr>
-        <w:t xml:space="preserve">HARD PROBLEM  </w:t>
+        <w:t xml:space="preserve">HARD </w:t>
+      </w:r>
+      <w:proofErr w:type="gramStart"/>
+      <w:r>
+        <w:rPr>
+          <w:rFonts w:ascii="Calibri" w:eastAsia="Calibri" w:hAnsi="Calibri" w:cs="Calibri"/>
+          <w:b/>
+          <w:bCs/>
+          <w:color w:val="9B3B0F"/>
+          <w:kern w:val="0"/>
+          <w:sz w:val="19"/>
+          <w:szCs w:val="19"/>
+          <w:lang w:eastAsia="en-GB"/>
+          <w14:ligatures w14:val="none"/>
+        </w:rPr>
+        <w:t xml:space="preserve">PROBLEM  </w:t>
       </w:r>
       <w:r>
         <w:rPr>
@@ -1101,20 +1556,33 @@
           <w:lang w:eastAsia="en-GB"/>
           <w14:ligatures w14:val="none"/>
         </w:rPr>
-        <w:t>Your model must be able to express recurring bookings and per-tenant isolation before you build either. If it can’t, you’ll pay for it every week after. Think this through now.</w:t>
-      </w:r>
-    </w:p>
-    <w:p>
-      <w:pPr>
-        <w:spacing w:before="120" w:after="60" w:line="240" w:lineRule="auto"/>
-        <w:rPr>
-          <w:rFonts w:ascii="Calibri" w:eastAsia="Calibri" w:hAnsi="Calibri" w:cs="Calibri"/>
+        <w:t>Your</w:t>
+      </w:r>
+      <w:proofErr w:type="gramEnd"/>
+      <w:r>
+        <w:rPr>
+          <w:rFonts w:ascii="Calibri" w:eastAsia="Calibri" w:hAnsi="Calibri" w:cs="Calibri"/>
+          <w:color w:val="222222"/>
           <w:kern w:val="0"/>
           <w:sz w:val="20"/>
           <w:szCs w:val="20"/>
           <w:lang w:eastAsia="en-GB"/>
           <w14:ligatures w14:val="none"/>
         </w:rPr>
+        <w:t xml:space="preserve"> model must be able to express recurring bookings and per-tenant isolation before you build either. If it can’t, you’ll pay for it every week after. Think this through now.</w:t>
+      </w:r>
+    </w:p>
+    <w:p>
+      <w:pPr>
+        <w:spacing w:before="120" w:after="60" w:line="240" w:lineRule="auto"/>
+        <w:rPr>
+          <w:rFonts w:ascii="Calibri" w:eastAsia="Calibri" w:hAnsi="Calibri" w:cs="Calibri"/>
+          <w:kern w:val="0"/>
+          <w:sz w:val="20"/>
+          <w:szCs w:val="20"/>
+          <w:lang w:eastAsia="en-GB"/>
+          <w14:ligatures w14:val="none"/>
+        </w:rPr>
       </w:pPr>
       <w:r>
         <w:rPr>
@@ -1144,6 +1612,7 @@
           <w14:ligatures w14:val="none"/>
         </w:rPr>
       </w:pPr>
+      <w:proofErr w:type="gramStart"/>
       <w:r>
         <w:rPr>
           <w:rFonts w:ascii="Segoe UI Symbol" w:eastAsia="Calibri" w:hAnsi="Segoe UI Symbol" w:cs="Segoe UI Symbol"/>
@@ -1182,7 +1651,20 @@
           <w:lang w:eastAsia="en-GB"/>
           <w14:ligatures w14:val="none"/>
         </w:rPr>
-        <w:t>An ERD exists and is presented at the Week 1 design review before any application code is written.</w:t>
+        <w:t>An</w:t>
+      </w:r>
+      <w:proofErr w:type="gramEnd"/>
+      <w:r>
+        <w:rPr>
+          <w:rFonts w:ascii="Calibri" w:eastAsia="Calibri" w:hAnsi="Calibri" w:cs="Calibri"/>
+          <w:color w:val="222222"/>
+          <w:kern w:val="0"/>
+          <w:sz w:val="21"/>
+          <w:szCs w:val="21"/>
+          <w:lang w:eastAsia="en-GB"/>
+          <w14:ligatures w14:val="none"/>
+        </w:rPr>
+        <w:t xml:space="preserve"> ERD exists and is presented at the Week 1 design review before any application code is written.</w:t>
       </w:r>
     </w:p>
     <w:p>
@@ -1198,6 +1680,7 @@
           <w14:ligatures w14:val="none"/>
         </w:rPr>
       </w:pPr>
+      <w:proofErr w:type="gramStart"/>
       <w:r>
         <w:rPr>
           <w:rFonts w:ascii="Segoe UI Symbol" w:eastAsia="Calibri" w:hAnsi="Segoe UI Symbol" w:cs="Segoe UI Symbol"/>
@@ -1236,7 +1719,20 @@
           <w:lang w:eastAsia="en-GB"/>
           <w14:ligatures w14:val="none"/>
         </w:rPr>
-        <w:t>Migrations run cleanly and seed a realistic multi-tenant dataset.</w:t>
+        <w:t>Migrations</w:t>
+      </w:r>
+      <w:proofErr w:type="gramEnd"/>
+      <w:r>
+        <w:rPr>
+          <w:rFonts w:ascii="Calibri" w:eastAsia="Calibri" w:hAnsi="Calibri" w:cs="Calibri"/>
+          <w:color w:val="222222"/>
+          <w:kern w:val="0"/>
+          <w:sz w:val="21"/>
+          <w:szCs w:val="21"/>
+          <w:lang w:eastAsia="en-GB"/>
+          <w14:ligatures w14:val="none"/>
+        </w:rPr>
+        <w:t xml:space="preserve"> run cleanly and seed a realistic multi-tenant dataset.</w:t>
       </w:r>
     </w:p>
     <w:p>
@@ -1252,6 +1748,7 @@
           <w14:ligatures w14:val="none"/>
         </w:rPr>
       </w:pPr>
+      <w:proofErr w:type="gramStart"/>
       <w:r>
         <w:rPr>
           <w:rFonts w:ascii="Segoe UI Symbol" w:eastAsia="Calibri" w:hAnsi="Segoe UI Symbol" w:cs="Segoe UI Symbol"/>
@@ -1290,7 +1787,20 @@
           <w:lang w:eastAsia="en-GB"/>
           <w14:ligatures w14:val="none"/>
         </w:rPr>
-        <w:t>The model can represent a two-year weekly recurring booking without a redesign.</w:t>
+        <w:t>The</w:t>
+      </w:r>
+      <w:proofErr w:type="gramEnd"/>
+      <w:r>
+        <w:rPr>
+          <w:rFonts w:ascii="Calibri" w:eastAsia="Calibri" w:hAnsi="Calibri" w:cs="Calibri"/>
+          <w:color w:val="222222"/>
+          <w:kern w:val="0"/>
+          <w:sz w:val="21"/>
+          <w:szCs w:val="21"/>
+          <w:lang w:eastAsia="en-GB"/>
+          <w14:ligatures w14:val="none"/>
+        </w:rPr>
+        <w:t xml:space="preserve"> model can represent a two-year weekly recurring booking without a redesign.</w:t>
       </w:r>
     </w:p>
     <w:p>
@@ -1306,6 +1816,7 @@
           <w14:ligatures w14:val="none"/>
         </w:rPr>
       </w:pPr>
+      <w:proofErr w:type="gramStart"/>
       <w:r>
         <w:rPr>
           <w:rFonts w:ascii="Segoe UI Symbol" w:eastAsia="Calibri" w:hAnsi="Segoe UI Symbol" w:cs="Segoe UI Symbol"/>
@@ -1344,7 +1855,20 @@
           <w:lang w:eastAsia="en-GB"/>
           <w14:ligatures w14:val="none"/>
         </w:rPr>
-        <w:t>Every ownable entity is unambiguously tied to a tenant.</w:t>
+        <w:t>Every</w:t>
+      </w:r>
+      <w:proofErr w:type="gramEnd"/>
+      <w:r>
+        <w:rPr>
+          <w:rFonts w:ascii="Calibri" w:eastAsia="Calibri" w:hAnsi="Calibri" w:cs="Calibri"/>
+          <w:color w:val="222222"/>
+          <w:kern w:val="0"/>
+          <w:sz w:val="21"/>
+          <w:szCs w:val="21"/>
+          <w:lang w:eastAsia="en-GB"/>
+          <w14:ligatures w14:val="none"/>
+        </w:rPr>
+        <w:t xml:space="preserve"> ownable entity is unambiguously tied to a tenant.</w:t>
       </w:r>
     </w:p>
     <w:p>
@@ -1373,463 +1897,375 @@
     </w:p>
     <w:p>
       <w:pPr>
-        <w:spacing w:before="340" w:after="60" w:line="240" w:lineRule="auto"/>
-        <w:outlineLvl w:val="0"/>
-        <w:rPr>
-          <w:rFonts w:ascii="Calibri" w:eastAsia="Calibri" w:hAnsi="Calibri" w:cs="Calibri"/>
-          <w:color w:val="2E74B5"/>
-          <w:kern w:val="0"/>
-          <w:sz w:val="32"/>
-          <w:szCs w:val="32"/>
-          <w:lang w:eastAsia="en-GB"/>
-          <w14:ligatures w14:val="none"/>
-        </w:rPr>
-      </w:pPr>
-      <w:r>
-        <w:rPr>
-          <w:rFonts w:ascii="Calibri" w:eastAsia="Calibri" w:hAnsi="Calibri" w:cs="Calibri"/>
+        <w:pStyle w:val="Heading1"/>
+        <w:spacing w:before="340" w:after="60"/>
+        <w:rPr>
+          <w:rFonts w:eastAsia="Calibri"/>
+        </w:rPr>
+      </w:pPr>
+      <w:r>
+        <w:rPr>
+          <w:rFonts w:eastAsia="Calibri"/>
           <w:b/>
           <w:bCs/>
           <w:color w:val="1F3A5F"/>
-          <w:kern w:val="0"/>
           <w:sz w:val="30"/>
           <w:szCs w:val="30"/>
-          <w:lang w:eastAsia="en-GB"/>
-          <w14:ligatures w14:val="none"/>
         </w:rPr>
         <w:lastRenderedPageBreak/>
-        <w:t>WP-2  Backend Skeleton, Auth &amp; Tenancy</w:t>
-      </w:r>
-    </w:p>
-    <w:p>
-      <w:pPr>
-        <w:spacing w:after="120" w:line="240" w:lineRule="auto"/>
-        <w:rPr>
-          <w:rFonts w:ascii="Calibri" w:eastAsia="Calibri" w:hAnsi="Calibri" w:cs="Calibri"/>
-          <w:kern w:val="0"/>
-          <w:sz w:val="20"/>
-          <w:szCs w:val="20"/>
-          <w:lang w:eastAsia="en-GB"/>
-          <w14:ligatures w14:val="none"/>
-        </w:rPr>
-      </w:pPr>
-      <w:r>
-        <w:rPr>
-          <w:rFonts w:ascii="Calibri" w:eastAsia="Calibri" w:hAnsi="Calibri" w:cs="Calibri"/>
+        <w:t>WP-</w:t>
+      </w:r>
+      <w:proofErr w:type="gramStart"/>
+      <w:r>
+        <w:rPr>
+          <w:rFonts w:eastAsia="Calibri"/>
+          <w:b/>
+          <w:bCs/>
+          <w:color w:val="1F3A5F"/>
+          <w:sz w:val="30"/>
+          <w:szCs w:val="30"/>
+        </w:rPr>
+        <w:t>2  Backend</w:t>
+      </w:r>
+      <w:proofErr w:type="gramEnd"/>
+      <w:r>
+        <w:rPr>
+          <w:rFonts w:eastAsia="Calibri"/>
+          <w:b/>
+          <w:bCs/>
+          <w:color w:val="1F3A5F"/>
+          <w:sz w:val="30"/>
+          <w:szCs w:val="30"/>
+        </w:rPr>
+        <w:t xml:space="preserve"> Skeleton, Auth &amp; Tenancy</w:t>
+      </w:r>
+    </w:p>
+    <w:p>
+      <w:pPr>
+        <w:spacing w:after="120"/>
+        <w:rPr>
+          <w:rFonts w:eastAsia="Calibri"/>
+        </w:rPr>
+      </w:pPr>
+      <w:r>
+        <w:rPr>
           <w:b/>
           <w:bCs/>
           <w:color w:val="666666"/>
-          <w:kern w:val="0"/>
           <w:sz w:val="19"/>
           <w:szCs w:val="19"/>
-          <w:lang w:eastAsia="en-GB"/>
-          <w14:ligatures w14:val="none"/>
         </w:rPr>
         <w:t xml:space="preserve">Weeks: </w:t>
       </w:r>
       <w:r>
         <w:rPr>
-          <w:rFonts w:ascii="Calibri" w:eastAsia="Calibri" w:hAnsi="Calibri" w:cs="Calibri"/>
           <w:color w:val="666666"/>
-          <w:kern w:val="0"/>
           <w:sz w:val="19"/>
           <w:szCs w:val="19"/>
-          <w:lang w:eastAsia="en-GB"/>
-          <w14:ligatures w14:val="none"/>
         </w:rPr>
         <w:t xml:space="preserve">Week 2    </w:t>
       </w:r>
       <w:r>
         <w:rPr>
-          <w:rFonts w:ascii="Calibri" w:eastAsia="Calibri" w:hAnsi="Calibri" w:cs="Calibri"/>
           <w:b/>
           <w:bCs/>
           <w:color w:val="666666"/>
-          <w:kern w:val="0"/>
           <w:sz w:val="19"/>
           <w:szCs w:val="19"/>
-          <w:lang w:eastAsia="en-GB"/>
-          <w14:ligatures w14:val="none"/>
         </w:rPr>
         <w:t xml:space="preserve">Track: </w:t>
       </w:r>
       <w:r>
         <w:rPr>
-          <w:rFonts w:ascii="Calibri" w:eastAsia="Calibri" w:hAnsi="Calibri" w:cs="Calibri"/>
           <w:color w:val="666666"/>
-          <w:kern w:val="0"/>
           <w:sz w:val="19"/>
           <w:szCs w:val="19"/>
-          <w:lang w:eastAsia="en-GB"/>
-          <w14:ligatures w14:val="none"/>
         </w:rPr>
         <w:t>Backend</w:t>
       </w:r>
     </w:p>
     <w:p>
       <w:pPr>
-        <w:spacing w:after="120" w:line="240" w:lineRule="auto"/>
-        <w:rPr>
-          <w:rFonts w:ascii="Calibri" w:eastAsia="Calibri" w:hAnsi="Calibri" w:cs="Calibri"/>
-          <w:kern w:val="0"/>
-          <w:sz w:val="20"/>
-          <w:szCs w:val="20"/>
-          <w:lang w:eastAsia="en-GB"/>
-          <w14:ligatures w14:val="none"/>
-        </w:rPr>
-      </w:pPr>
-      <w:r>
-        <w:rPr>
-          <w:rFonts w:ascii="Calibri" w:eastAsia="Calibri" w:hAnsi="Calibri" w:cs="Calibri"/>
-          <w:b/>
-          <w:bCs/>
-          <w:color w:val="222222"/>
-          <w:kern w:val="0"/>
-          <w:sz w:val="21"/>
-          <w:szCs w:val="21"/>
-          <w:lang w:eastAsia="en-GB"/>
-          <w14:ligatures w14:val="none"/>
+        <w:spacing w:after="120"/>
+      </w:pPr>
+      <w:r>
+        <w:rPr>
+          <w:b/>
+          <w:bCs/>
+          <w:color w:val="222222"/>
+          <w:sz w:val="21"/>
+          <w:szCs w:val="21"/>
         </w:rPr>
         <w:t xml:space="preserve">Goal.  </w:t>
       </w:r>
       <w:r>
         <w:rPr>
-          <w:rFonts w:ascii="Calibri" w:eastAsia="Calibri" w:hAnsi="Calibri" w:cs="Calibri"/>
-          <w:color w:val="222222"/>
-          <w:kern w:val="0"/>
-          <w:sz w:val="21"/>
-          <w:szCs w:val="21"/>
-          <w:lang w:eastAsia="en-GB"/>
-          <w14:ligatures w14:val="none"/>
-        </w:rPr>
-        <w:t>A layered backend with real authentication, tenant isolation, and the cross-cutting foundations — logging, error handling, and request dispatch — wired in from the start. Everything you build after this package uses these, so they have to be right early.</w:t>
-      </w:r>
-    </w:p>
-    <w:p>
-      <w:pPr>
-        <w:spacing w:before="120" w:after="60" w:line="240" w:lineRule="auto"/>
-        <w:rPr>
-          <w:rFonts w:ascii="Calibri" w:eastAsia="Calibri" w:hAnsi="Calibri" w:cs="Calibri"/>
-          <w:kern w:val="0"/>
-          <w:sz w:val="20"/>
-          <w:szCs w:val="20"/>
-          <w:lang w:eastAsia="en-GB"/>
-          <w14:ligatures w14:val="none"/>
-        </w:rPr>
-      </w:pPr>
-      <w:r>
-        <w:rPr>
-          <w:rFonts w:ascii="Calibri" w:eastAsia="Calibri" w:hAnsi="Calibri" w:cs="Calibri"/>
+          <w:color w:val="222222"/>
+          <w:sz w:val="21"/>
+          <w:szCs w:val="21"/>
+        </w:rPr>
+        <w:t xml:space="preserve">A layered backend with real authentication, tenant isolation, and the cross-cutting foundations — logging, error handling, and request dispatch — wired in from the start. Everything you build after this package uses these, so they </w:t>
+      </w:r>
+      <w:proofErr w:type="gramStart"/>
+      <w:r>
+        <w:rPr>
+          <w:color w:val="222222"/>
+          <w:sz w:val="21"/>
+          <w:szCs w:val="21"/>
+        </w:rPr>
+        <w:t>have to</w:t>
+      </w:r>
+      <w:proofErr w:type="gramEnd"/>
+      <w:r>
+        <w:rPr>
+          <w:color w:val="222222"/>
+          <w:sz w:val="21"/>
+          <w:szCs w:val="21"/>
+        </w:rPr>
+        <w:t xml:space="preserve"> be right early.</w:t>
+      </w:r>
+    </w:p>
+    <w:p>
+      <w:pPr>
+        <w:spacing w:before="120" w:after="60"/>
+      </w:pPr>
+      <w:r>
+        <w:rPr>
           <w:b/>
           <w:bCs/>
           <w:color w:val="1F3A5F"/>
-          <w:kern w:val="0"/>
           <w:sz w:val="22"/>
           <w:szCs w:val="22"/>
-          <w:lang w:eastAsia="en-GB"/>
-          <w14:ligatures w14:val="none"/>
         </w:rPr>
         <w:t>Tasks — architecture &amp; auth</w:t>
       </w:r>
     </w:p>
     <w:p>
       <w:pPr>
-        <w:spacing w:after="50" w:line="240" w:lineRule="auto"/>
+        <w:spacing w:after="50"/>
         <w:ind w:left="460" w:hanging="240"/>
-        <w:rPr>
-          <w:rFonts w:ascii="Calibri" w:eastAsia="Calibri" w:hAnsi="Calibri" w:cs="Calibri"/>
-          <w:kern w:val="0"/>
-          <w:sz w:val="20"/>
-          <w:szCs w:val="20"/>
-          <w:lang w:eastAsia="en-GB"/>
-          <w14:ligatures w14:val="none"/>
-        </w:rPr>
-      </w:pPr>
-      <w:r>
-        <w:rPr>
-          <w:rFonts w:ascii="Segoe UI Symbol" w:eastAsia="Calibri" w:hAnsi="Segoe UI Symbol" w:cs="Segoe UI Symbol"/>
+      </w:pPr>
+      <w:proofErr w:type="gramStart"/>
+      <w:r>
+        <w:rPr>
           <w:color w:val="2E6DA4"/>
-          <w:kern w:val="0"/>
           <w:sz w:val="22"/>
           <w:szCs w:val="22"/>
-          <w:lang w:eastAsia="en-GB"/>
-          <w14:ligatures w14:val="none"/>
-        </w:rPr>
-        <w:t>☐</w:t>
-      </w:r>
-      <w:r>
-        <w:rPr>
-          <w:rFonts w:ascii="Calibri" w:eastAsia="Calibri" w:hAnsi="Calibri" w:cs="Calibri"/>
+        </w:rPr>
+        <w:t xml:space="preserve">☐  </w:t>
+      </w:r>
+      <w:r>
+        <w:rPr>
+          <w:color w:val="222222"/>
+          <w:sz w:val="21"/>
+          <w:szCs w:val="21"/>
+        </w:rPr>
+        <w:t>Establish</w:t>
+      </w:r>
+      <w:proofErr w:type="gramEnd"/>
+      <w:r>
+        <w:rPr>
+          <w:color w:val="222222"/>
+          <w:sz w:val="21"/>
+          <w:szCs w:val="21"/>
+        </w:rPr>
+        <w:t xml:space="preserve"> layered architecture: API / application / domain / infrastructure.</w:t>
+      </w:r>
+    </w:p>
+    <w:p>
+      <w:pPr>
+        <w:spacing w:after="50"/>
+        <w:ind w:left="460" w:hanging="240"/>
+      </w:pPr>
+      <w:proofErr w:type="gramStart"/>
+      <w:r>
+        <w:rPr>
           <w:color w:val="2E6DA4"/>
-          <w:kern w:val="0"/>
           <w:sz w:val="22"/>
           <w:szCs w:val="22"/>
-          <w:lang w:eastAsia="en-GB"/>
-          <w14:ligatures w14:val="none"/>
-        </w:rPr>
-        <w:t xml:space="preserve">  </w:t>
-      </w:r>
-      <w:r>
-        <w:rPr>
-          <w:rFonts w:ascii="Calibri" w:eastAsia="Calibri" w:hAnsi="Calibri" w:cs="Calibri"/>
-          <w:color w:val="222222"/>
-          <w:kern w:val="0"/>
-          <w:sz w:val="21"/>
-          <w:szCs w:val="21"/>
-          <w:lang w:eastAsia="en-GB"/>
-          <w14:ligatures w14:val="none"/>
-        </w:rPr>
-        <w:t>Establish layered architecture: API / application / domain / infrastructure.</w:t>
-      </w:r>
-    </w:p>
-    <w:p>
-      <w:pPr>
-        <w:spacing w:after="50" w:line="240" w:lineRule="auto"/>
+        </w:rPr>
+        <w:t xml:space="preserve">☐  </w:t>
+      </w:r>
+      <w:r>
+        <w:rPr>
+          <w:color w:val="222222"/>
+          <w:sz w:val="21"/>
+          <w:szCs w:val="21"/>
+        </w:rPr>
+        <w:t>Wire</w:t>
+      </w:r>
+      <w:proofErr w:type="gramEnd"/>
+      <w:r>
+        <w:rPr>
+          <w:color w:val="222222"/>
+          <w:sz w:val="21"/>
+          <w:szCs w:val="21"/>
+        </w:rPr>
+        <w:t xml:space="preserve"> EF Core to the WP-1 schema.</w:t>
+      </w:r>
+    </w:p>
+    <w:p>
+      <w:pPr>
+        <w:spacing w:after="50"/>
         <w:ind w:left="460" w:hanging="240"/>
-        <w:rPr>
-          <w:rFonts w:ascii="Calibri" w:eastAsia="Calibri" w:hAnsi="Calibri" w:cs="Calibri"/>
-          <w:kern w:val="0"/>
-          <w:sz w:val="20"/>
-          <w:szCs w:val="20"/>
-          <w:lang w:eastAsia="en-GB"/>
-          <w14:ligatures w14:val="none"/>
-        </w:rPr>
-      </w:pPr>
-      <w:r>
-        <w:rPr>
-          <w:rFonts w:ascii="Segoe UI Symbol" w:eastAsia="Calibri" w:hAnsi="Segoe UI Symbol" w:cs="Segoe UI Symbol"/>
+      </w:pPr>
+      <w:proofErr w:type="gramStart"/>
+      <w:r>
+        <w:rPr>
           <w:color w:val="2E6DA4"/>
-          <w:kern w:val="0"/>
           <w:sz w:val="22"/>
           <w:szCs w:val="22"/>
-          <w:lang w:eastAsia="en-GB"/>
-          <w14:ligatures w14:val="none"/>
-        </w:rPr>
-        <w:t>☐</w:t>
-      </w:r>
-      <w:r>
-        <w:rPr>
-          <w:rFonts w:ascii="Calibri" w:eastAsia="Calibri" w:hAnsi="Calibri" w:cs="Calibri"/>
+        </w:rPr>
+        <w:t xml:space="preserve">☐  </w:t>
+      </w:r>
+      <w:r>
+        <w:rPr>
+          <w:color w:val="222222"/>
+          <w:sz w:val="21"/>
+          <w:szCs w:val="21"/>
+        </w:rPr>
+        <w:t>Implement</w:t>
+      </w:r>
+      <w:proofErr w:type="gramEnd"/>
+      <w:r>
+        <w:rPr>
+          <w:color w:val="222222"/>
+          <w:sz w:val="21"/>
+          <w:szCs w:val="21"/>
+        </w:rPr>
+        <w:t xml:space="preserve"> credential login issuing a short-lived access token + rotating refresh token.</w:t>
+      </w:r>
+    </w:p>
+    <w:p>
+      <w:pPr>
+        <w:spacing w:after="50"/>
+        <w:ind w:left="460" w:hanging="240"/>
+      </w:pPr>
+      <w:proofErr w:type="gramStart"/>
+      <w:r>
+        <w:rPr>
           <w:color w:val="2E6DA4"/>
-          <w:kern w:val="0"/>
           <w:sz w:val="22"/>
           <w:szCs w:val="22"/>
-          <w:lang w:eastAsia="en-GB"/>
-          <w14:ligatures w14:val="none"/>
-        </w:rPr>
-        <w:t xml:space="preserve">  </w:t>
-      </w:r>
-      <w:r>
-        <w:rPr>
-          <w:rFonts w:ascii="Calibri" w:eastAsia="Calibri" w:hAnsi="Calibri" w:cs="Calibri"/>
-          <w:color w:val="222222"/>
-          <w:kern w:val="0"/>
-          <w:sz w:val="21"/>
-          <w:szCs w:val="21"/>
-          <w:lang w:eastAsia="en-GB"/>
-          <w14:ligatures w14:val="none"/>
-        </w:rPr>
-        <w:t>Wire EF Core to the WP-1 schema.</w:t>
-      </w:r>
-    </w:p>
-    <w:p>
-      <w:pPr>
-        <w:spacing w:after="50" w:line="240" w:lineRule="auto"/>
+        </w:rPr>
+        <w:t xml:space="preserve">☐  </w:t>
+      </w:r>
+      <w:r>
+        <w:rPr>
+          <w:color w:val="222222"/>
+          <w:sz w:val="21"/>
+          <w:szCs w:val="21"/>
+        </w:rPr>
+        <w:t>Implement</w:t>
+      </w:r>
+      <w:proofErr w:type="gramEnd"/>
+      <w:r>
+        <w:rPr>
+          <w:color w:val="222222"/>
+          <w:sz w:val="21"/>
+          <w:szCs w:val="21"/>
+        </w:rPr>
+        <w:t xml:space="preserve"> refresh-token rotation and reuse detection.</w:t>
+      </w:r>
+    </w:p>
+    <w:p>
+      <w:pPr>
+        <w:spacing w:after="50"/>
         <w:ind w:left="460" w:hanging="240"/>
-        <w:rPr>
-          <w:rFonts w:ascii="Calibri" w:eastAsia="Calibri" w:hAnsi="Calibri" w:cs="Calibri"/>
-          <w:kern w:val="0"/>
-          <w:sz w:val="20"/>
-          <w:szCs w:val="20"/>
-          <w:lang w:eastAsia="en-GB"/>
-          <w14:ligatures w14:val="none"/>
-        </w:rPr>
-      </w:pPr>
-      <w:r>
-        <w:rPr>
-          <w:rFonts w:ascii="Segoe UI Symbol" w:eastAsia="Calibri" w:hAnsi="Segoe UI Symbol" w:cs="Segoe UI Symbol"/>
+      </w:pPr>
+      <w:proofErr w:type="gramStart"/>
+      <w:r>
+        <w:rPr>
           <w:color w:val="2E6DA4"/>
-          <w:kern w:val="0"/>
           <w:sz w:val="22"/>
           <w:szCs w:val="22"/>
-          <w:lang w:eastAsia="en-GB"/>
-          <w14:ligatures w14:val="none"/>
-        </w:rPr>
-        <w:t>☐</w:t>
-      </w:r>
-      <w:r>
-        <w:rPr>
-          <w:rFonts w:ascii="Calibri" w:eastAsia="Calibri" w:hAnsi="Calibri" w:cs="Calibri"/>
+        </w:rPr>
+        <w:t xml:space="preserve">☐  </w:t>
+      </w:r>
+      <w:r>
+        <w:rPr>
+          <w:color w:val="222222"/>
+          <w:sz w:val="21"/>
+          <w:szCs w:val="21"/>
+        </w:rPr>
+        <w:t>Implement</w:t>
+      </w:r>
+      <w:proofErr w:type="gramEnd"/>
+      <w:r>
+        <w:rPr>
+          <w:color w:val="222222"/>
+          <w:sz w:val="21"/>
+          <w:szCs w:val="21"/>
+        </w:rPr>
+        <w:t xml:space="preserve"> role-based access control (</w:t>
+      </w:r>
+      <w:proofErr w:type="spellStart"/>
+      <w:r>
+        <w:rPr>
+          <w:color w:val="222222"/>
+          <w:sz w:val="21"/>
+          <w:szCs w:val="21"/>
+        </w:rPr>
+        <w:t>SysAdmin</w:t>
+      </w:r>
+      <w:proofErr w:type="spellEnd"/>
+      <w:r>
+        <w:rPr>
+          <w:color w:val="222222"/>
+          <w:sz w:val="21"/>
+          <w:szCs w:val="21"/>
+        </w:rPr>
+        <w:t xml:space="preserve">, </w:t>
+      </w:r>
+      <w:proofErr w:type="spellStart"/>
+      <w:r>
+        <w:rPr>
+          <w:color w:val="222222"/>
+          <w:sz w:val="21"/>
+          <w:szCs w:val="21"/>
+        </w:rPr>
+        <w:t>TenantAdmin</w:t>
+      </w:r>
+      <w:proofErr w:type="spellEnd"/>
+      <w:r>
+        <w:rPr>
+          <w:color w:val="222222"/>
+          <w:sz w:val="21"/>
+          <w:szCs w:val="21"/>
+        </w:rPr>
+        <w:t>, Approver, Member).</w:t>
+      </w:r>
+    </w:p>
+    <w:p>
+      <w:pPr>
+        <w:spacing w:after="50"/>
+        <w:ind w:left="460" w:hanging="240"/>
+      </w:pPr>
+      <w:proofErr w:type="gramStart"/>
+      <w:r>
+        <w:rPr>
           <w:color w:val="2E6DA4"/>
-          <w:kern w:val="0"/>
           <w:sz w:val="22"/>
           <w:szCs w:val="22"/>
-          <w:lang w:eastAsia="en-GB"/>
-          <w14:ligatures w14:val="none"/>
-        </w:rPr>
-        <w:t xml:space="preserve">  </w:t>
-      </w:r>
-      <w:r>
-        <w:rPr>
-          <w:rFonts w:ascii="Calibri" w:eastAsia="Calibri" w:hAnsi="Calibri" w:cs="Calibri"/>
-          <w:color w:val="222222"/>
-          <w:kern w:val="0"/>
-          <w:sz w:val="21"/>
-          <w:szCs w:val="21"/>
-          <w:lang w:eastAsia="en-GB"/>
-          <w14:ligatures w14:val="none"/>
-        </w:rPr>
-        <w:t>Implement credential login issuing a short-lived access token + rotating refresh token.</w:t>
-      </w:r>
-    </w:p>
-    <w:p>
-      <w:pPr>
-        <w:spacing w:after="50" w:line="240" w:lineRule="auto"/>
-        <w:ind w:left="460" w:hanging="240"/>
-        <w:rPr>
-          <w:rFonts w:ascii="Calibri" w:eastAsia="Calibri" w:hAnsi="Calibri" w:cs="Calibri"/>
-          <w:kern w:val="0"/>
-          <w:sz w:val="20"/>
-          <w:szCs w:val="20"/>
-          <w:lang w:eastAsia="en-GB"/>
-          <w14:ligatures w14:val="none"/>
-        </w:rPr>
-      </w:pPr>
-      <w:r>
-        <w:rPr>
-          <w:rFonts w:ascii="Segoe UI Symbol" w:eastAsia="Calibri" w:hAnsi="Segoe UI Symbol" w:cs="Segoe UI Symbol"/>
-          <w:color w:val="2E6DA4"/>
-          <w:kern w:val="0"/>
-          <w:sz w:val="22"/>
-          <w:szCs w:val="22"/>
-          <w:lang w:eastAsia="en-GB"/>
-          <w14:ligatures w14:val="none"/>
-        </w:rPr>
-        <w:t>☐</w:t>
-      </w:r>
-      <w:r>
-        <w:rPr>
-          <w:rFonts w:ascii="Calibri" w:eastAsia="Calibri" w:hAnsi="Calibri" w:cs="Calibri"/>
-          <w:color w:val="2E6DA4"/>
-          <w:kern w:val="0"/>
-          <w:sz w:val="22"/>
-          <w:szCs w:val="22"/>
-          <w:lang w:eastAsia="en-GB"/>
-          <w14:ligatures w14:val="none"/>
-        </w:rPr>
-        <w:t xml:space="preserve">  </w:t>
-      </w:r>
-      <w:r>
-        <w:rPr>
-          <w:rFonts w:ascii="Calibri" w:eastAsia="Calibri" w:hAnsi="Calibri" w:cs="Calibri"/>
-          <w:color w:val="222222"/>
-          <w:kern w:val="0"/>
-          <w:sz w:val="21"/>
-          <w:szCs w:val="21"/>
-          <w:lang w:eastAsia="en-GB"/>
-          <w14:ligatures w14:val="none"/>
-        </w:rPr>
-        <w:t>Implement refresh-token rotation and reuse detection.</w:t>
-      </w:r>
-    </w:p>
-    <w:p>
-      <w:pPr>
-        <w:spacing w:after="50" w:line="240" w:lineRule="auto"/>
-        <w:ind w:left="460" w:hanging="240"/>
-        <w:rPr>
-          <w:rFonts w:ascii="Calibri" w:eastAsia="Calibri" w:hAnsi="Calibri" w:cs="Calibri"/>
-          <w:kern w:val="0"/>
-          <w:sz w:val="20"/>
-          <w:szCs w:val="20"/>
-          <w:lang w:eastAsia="en-GB"/>
-          <w14:ligatures w14:val="none"/>
-        </w:rPr>
-      </w:pPr>
-      <w:r>
-        <w:rPr>
-          <w:rFonts w:ascii="Segoe UI Symbol" w:eastAsia="Calibri" w:hAnsi="Segoe UI Symbol" w:cs="Segoe UI Symbol"/>
-          <w:color w:val="2E6DA4"/>
-          <w:kern w:val="0"/>
-          <w:sz w:val="22"/>
-          <w:szCs w:val="22"/>
-          <w:lang w:eastAsia="en-GB"/>
-          <w14:ligatures w14:val="none"/>
-        </w:rPr>
-        <w:t>☐</w:t>
-      </w:r>
-      <w:r>
-        <w:rPr>
-          <w:rFonts w:ascii="Calibri" w:eastAsia="Calibri" w:hAnsi="Calibri" w:cs="Calibri"/>
-          <w:color w:val="2E6DA4"/>
-          <w:kern w:val="0"/>
-          <w:sz w:val="22"/>
-          <w:szCs w:val="22"/>
-          <w:lang w:eastAsia="en-GB"/>
-          <w14:ligatures w14:val="none"/>
-        </w:rPr>
-        <w:t xml:space="preserve">  </w:t>
-      </w:r>
-      <w:r>
-        <w:rPr>
-          <w:rFonts w:ascii="Calibri" w:eastAsia="Calibri" w:hAnsi="Calibri" w:cs="Calibri"/>
-          <w:color w:val="222222"/>
-          <w:kern w:val="0"/>
-          <w:sz w:val="21"/>
-          <w:szCs w:val="21"/>
-          <w:lang w:eastAsia="en-GB"/>
-          <w14:ligatures w14:val="none"/>
-        </w:rPr>
-        <w:t>Implement role-based access control (SysAdmin, TenantAdmin, Approver, Member).</w:t>
-      </w:r>
-    </w:p>
-    <w:p>
-      <w:pPr>
-        <w:spacing w:after="50" w:line="240" w:lineRule="auto"/>
-        <w:ind w:left="460" w:hanging="240"/>
-        <w:rPr>
-          <w:rFonts w:ascii="Calibri" w:eastAsia="Calibri" w:hAnsi="Calibri" w:cs="Calibri"/>
-          <w:kern w:val="0"/>
-          <w:sz w:val="20"/>
-          <w:szCs w:val="20"/>
-          <w:lang w:eastAsia="en-GB"/>
-          <w14:ligatures w14:val="none"/>
-        </w:rPr>
-      </w:pPr>
-      <w:r>
-        <w:rPr>
-          <w:rFonts w:ascii="Segoe UI Symbol" w:eastAsia="Calibri" w:hAnsi="Segoe UI Symbol" w:cs="Segoe UI Symbol"/>
-          <w:color w:val="2E6DA4"/>
-          <w:kern w:val="0"/>
-          <w:sz w:val="22"/>
-          <w:szCs w:val="22"/>
-          <w:lang w:eastAsia="en-GB"/>
-          <w14:ligatures w14:val="none"/>
-        </w:rPr>
-        <w:t>☐</w:t>
-      </w:r>
-      <w:r>
-        <w:rPr>
-          <w:rFonts w:ascii="Calibri" w:eastAsia="Calibri" w:hAnsi="Calibri" w:cs="Calibri"/>
-          <w:color w:val="2E6DA4"/>
-          <w:kern w:val="0"/>
-          <w:sz w:val="22"/>
-          <w:szCs w:val="22"/>
-          <w:lang w:eastAsia="en-GB"/>
-          <w14:ligatures w14:val="none"/>
-        </w:rPr>
-        <w:t xml:space="preserve">  </w:t>
-      </w:r>
-      <w:r>
-        <w:rPr>
-          <w:rFonts w:ascii="Calibri" w:eastAsia="Calibri" w:hAnsi="Calibri" w:cs="Calibri"/>
-          <w:color w:val="222222"/>
-          <w:kern w:val="0"/>
-          <w:sz w:val="21"/>
-          <w:szCs w:val="21"/>
-          <w:lang w:eastAsia="en-GB"/>
-          <w14:ligatures w14:val="none"/>
-        </w:rPr>
-        <w:t>Enforce tenant isolation structurally, so it can’t be forgotten per-query.</w:t>
+        </w:rPr>
+        <w:t xml:space="preserve">☐  </w:t>
+      </w:r>
+      <w:r>
+        <w:rPr>
+          <w:color w:val="222222"/>
+          <w:sz w:val="21"/>
+          <w:szCs w:val="21"/>
+        </w:rPr>
+        <w:t>Enforce</w:t>
+      </w:r>
+      <w:proofErr w:type="gramEnd"/>
+      <w:r>
+        <w:rPr>
+          <w:color w:val="222222"/>
+          <w:sz w:val="21"/>
+          <w:szCs w:val="21"/>
+        </w:rPr>
+        <w:t xml:space="preserve"> tenant isolation structurally, so it can’t be forgotten per-query.</w:t>
       </w:r>
     </w:p>
     <w:p>
@@ -1837,623 +2273,656 @@
         <w:pBdr>
           <w:left w:val="single" w:sz="18" w:space="8" w:color="9B3B0F"/>
         </w:pBdr>
-        <w:spacing w:before="80" w:after="80" w:line="240" w:lineRule="auto"/>
+        <w:spacing w:before="80" w:after="80"/>
         <w:ind w:left="200"/>
-        <w:rPr>
-          <w:rFonts w:ascii="Calibri" w:eastAsia="Calibri" w:hAnsi="Calibri" w:cs="Calibri"/>
-          <w:kern w:val="0"/>
-          <w:sz w:val="20"/>
-          <w:szCs w:val="20"/>
-          <w:lang w:eastAsia="en-GB"/>
-          <w14:ligatures w14:val="none"/>
-        </w:rPr>
-      </w:pPr>
-      <w:r>
-        <w:rPr>
-          <w:rFonts w:ascii="Calibri" w:eastAsia="Calibri" w:hAnsi="Calibri" w:cs="Calibri"/>
+      </w:pPr>
+      <w:r>
+        <w:rPr>
           <w:b/>
           <w:bCs/>
           <w:color w:val="9B3B0F"/>
-          <w:kern w:val="0"/>
           <w:sz w:val="19"/>
           <w:szCs w:val="19"/>
-          <w:lang w:eastAsia="en-GB"/>
-          <w14:ligatures w14:val="none"/>
-        </w:rPr>
-        <w:t xml:space="preserve">HARD PROBLEM  </w:t>
-      </w:r>
-      <w:r>
-        <w:rPr>
-          <w:rFonts w:ascii="Calibri" w:eastAsia="Calibri" w:hAnsi="Calibri" w:cs="Calibri"/>
-          <w:color w:val="222222"/>
-          <w:kern w:val="0"/>
-          <w:sz w:val="20"/>
-          <w:szCs w:val="20"/>
-          <w:lang w:eastAsia="en-GB"/>
-          <w14:ligatures w14:val="none"/>
-        </w:rPr>
-        <w:t>Tenant isolation must be enforced at a layer you cannot bypass by forgetting a WHERE clause. A filter copy-pasted into forty methods is the wrong answer — find the structural one.</w:t>
-      </w:r>
-    </w:p>
-    <w:p>
-      <w:pPr>
-        <w:spacing w:before="120" w:after="60" w:line="240" w:lineRule="auto"/>
-        <w:rPr>
-          <w:rFonts w:ascii="Calibri" w:eastAsia="Calibri" w:hAnsi="Calibri" w:cs="Calibri"/>
-          <w:kern w:val="0"/>
-          <w:sz w:val="20"/>
-          <w:szCs w:val="20"/>
-          <w:lang w:eastAsia="en-GB"/>
-          <w14:ligatures w14:val="none"/>
-        </w:rPr>
-      </w:pPr>
-      <w:r>
-        <w:rPr>
-          <w:rFonts w:ascii="Calibri" w:eastAsia="Calibri" w:hAnsi="Calibri" w:cs="Calibri"/>
+        </w:rPr>
+        <w:t xml:space="preserve">HARD </w:t>
+      </w:r>
+      <w:proofErr w:type="gramStart"/>
+      <w:r>
+        <w:rPr>
+          <w:b/>
+          <w:bCs/>
+          <w:color w:val="9B3B0F"/>
+          <w:sz w:val="19"/>
+          <w:szCs w:val="19"/>
+        </w:rPr>
+        <w:t xml:space="preserve">PROBLEM  </w:t>
+      </w:r>
+      <w:r>
+        <w:rPr>
+          <w:color w:val="222222"/>
+        </w:rPr>
+        <w:t>Tenant</w:t>
+      </w:r>
+      <w:proofErr w:type="gramEnd"/>
+      <w:r>
+        <w:rPr>
+          <w:color w:val="222222"/>
+        </w:rPr>
+        <w:t xml:space="preserve"> isolation must be enforced at a layer you cannot bypass by forgetting a WHERE clause. A filter copy-pasted into forty methods is the wrong answer — find the structural one.</w:t>
+      </w:r>
+    </w:p>
+    <w:p>
+      <w:pPr>
+        <w:spacing w:before="120" w:after="60"/>
+      </w:pPr>
+      <w:r>
+        <w:rPr>
           <w:b/>
           <w:bCs/>
           <w:color w:val="1F3A5F"/>
-          <w:kern w:val="0"/>
           <w:sz w:val="22"/>
           <w:szCs w:val="22"/>
-          <w:lang w:eastAsia="en-GB"/>
-          <w14:ligatures w14:val="none"/>
-        </w:rPr>
-        <w:t>Tasks — structured logging (Serilog)</w:t>
-      </w:r>
-    </w:p>
-    <w:p>
-      <w:pPr>
-        <w:spacing w:after="50" w:line="240" w:lineRule="auto"/>
-        <w:ind w:left="460" w:hanging="240"/>
-        <w:rPr>
-          <w:rFonts w:ascii="Calibri" w:eastAsia="Calibri" w:hAnsi="Calibri" w:cs="Calibri"/>
-          <w:kern w:val="0"/>
-          <w:sz w:val="20"/>
-          <w:szCs w:val="20"/>
-          <w:lang w:eastAsia="en-GB"/>
-          <w14:ligatures w14:val="none"/>
-        </w:rPr>
-      </w:pPr>
-      <w:r>
-        <w:rPr>
-          <w:rFonts w:ascii="Segoe UI Symbol" w:eastAsia="Calibri" w:hAnsi="Segoe UI Symbol" w:cs="Segoe UI Symbol"/>
-          <w:color w:val="2E6DA4"/>
-          <w:kern w:val="0"/>
+        </w:rPr>
+        <w:t>Tasks — structured logging (</w:t>
+      </w:r>
+      <w:proofErr w:type="spellStart"/>
+      <w:r>
+        <w:rPr>
+          <w:b/>
+          <w:bCs/>
+          <w:color w:val="1F3A5F"/>
           <w:sz w:val="22"/>
           <w:szCs w:val="22"/>
-          <w:lang w:eastAsia="en-GB"/>
-          <w14:ligatures w14:val="none"/>
-        </w:rPr>
-        <w:t>☐</w:t>
-      </w:r>
-      <w:r>
-        <w:rPr>
-          <w:rFonts w:ascii="Calibri" w:eastAsia="Calibri" w:hAnsi="Calibri" w:cs="Calibri"/>
-          <w:color w:val="2E6DA4"/>
-          <w:kern w:val="0"/>
+        </w:rPr>
+        <w:t>Serilog</w:t>
+      </w:r>
+      <w:proofErr w:type="spellEnd"/>
+      <w:r>
+        <w:rPr>
+          <w:b/>
+          <w:bCs/>
+          <w:color w:val="1F3A5F"/>
           <w:sz w:val="22"/>
           <w:szCs w:val="22"/>
-          <w:lang w:eastAsia="en-GB"/>
-          <w14:ligatures w14:val="none"/>
-        </w:rPr>
-        <w:t xml:space="preserve">  </w:t>
-      </w:r>
-      <w:r>
-        <w:rPr>
-          <w:rFonts w:ascii="Calibri" w:eastAsia="Calibri" w:hAnsi="Calibri" w:cs="Calibri"/>
-          <w:color w:val="222222"/>
-          <w:kern w:val="0"/>
-          <w:sz w:val="21"/>
-          <w:szCs w:val="21"/>
-          <w:lang w:eastAsia="en-GB"/>
-          <w14:ligatures w14:val="none"/>
-        </w:rPr>
-        <w:t>Configure Serilog as the logging provider, replacing the default logger.</w:t>
-      </w:r>
-    </w:p>
-    <w:p>
-      <w:pPr>
-        <w:spacing w:after="50" w:line="240" w:lineRule="auto"/>
+        </w:rPr>
+        <w:t>)</w:t>
+      </w:r>
+    </w:p>
+    <w:p>
+      <w:pPr>
+        <w:spacing w:after="50"/>
         <w:ind w:left="460" w:hanging="240"/>
-        <w:rPr>
-          <w:rFonts w:ascii="Calibri" w:eastAsia="Calibri" w:hAnsi="Calibri" w:cs="Calibri"/>
-          <w:kern w:val="0"/>
-          <w:sz w:val="20"/>
-          <w:szCs w:val="20"/>
-          <w:lang w:eastAsia="en-GB"/>
-          <w14:ligatures w14:val="none"/>
-        </w:rPr>
-      </w:pPr>
-      <w:r>
-        <w:rPr>
-          <w:rFonts w:ascii="Segoe UI Symbol" w:eastAsia="Calibri" w:hAnsi="Segoe UI Symbol" w:cs="Segoe UI Symbol"/>
+      </w:pPr>
+      <w:proofErr w:type="gramStart"/>
+      <w:r>
+        <w:rPr>
           <w:color w:val="2E6DA4"/>
-          <w:kern w:val="0"/>
           <w:sz w:val="22"/>
           <w:szCs w:val="22"/>
-          <w:lang w:eastAsia="en-GB"/>
-          <w14:ligatures w14:val="none"/>
-        </w:rPr>
-        <w:t>☐</w:t>
-      </w:r>
-      <w:r>
-        <w:rPr>
-          <w:rFonts w:ascii="Calibri" w:eastAsia="Calibri" w:hAnsi="Calibri" w:cs="Calibri"/>
+        </w:rPr>
+        <w:t xml:space="preserve">☐  </w:t>
+      </w:r>
+      <w:r>
+        <w:rPr>
+          <w:color w:val="222222"/>
+          <w:sz w:val="21"/>
+          <w:szCs w:val="21"/>
+        </w:rPr>
+        <w:t>Configure</w:t>
+      </w:r>
+      <w:proofErr w:type="gramEnd"/>
+      <w:r>
+        <w:rPr>
+          <w:color w:val="222222"/>
+          <w:sz w:val="21"/>
+          <w:szCs w:val="21"/>
+        </w:rPr>
+        <w:t xml:space="preserve"> </w:t>
+      </w:r>
+      <w:proofErr w:type="spellStart"/>
+      <w:r>
+        <w:rPr>
+          <w:color w:val="222222"/>
+          <w:sz w:val="21"/>
+          <w:szCs w:val="21"/>
+        </w:rPr>
+        <w:t>Serilog</w:t>
+      </w:r>
+      <w:proofErr w:type="spellEnd"/>
+      <w:r>
+        <w:rPr>
+          <w:color w:val="222222"/>
+          <w:sz w:val="21"/>
+          <w:szCs w:val="21"/>
+        </w:rPr>
+        <w:t xml:space="preserve"> as the logging provider, replacing the default logger.</w:t>
+      </w:r>
+    </w:p>
+    <w:p>
+      <w:pPr>
+        <w:spacing w:after="50"/>
+        <w:ind w:left="460" w:hanging="240"/>
+      </w:pPr>
+      <w:proofErr w:type="gramStart"/>
+      <w:r>
+        <w:rPr>
           <w:color w:val="2E6DA4"/>
-          <w:kern w:val="0"/>
           <w:sz w:val="22"/>
           <w:szCs w:val="22"/>
-          <w:lang w:eastAsia="en-GB"/>
-          <w14:ligatures w14:val="none"/>
-        </w:rPr>
-        <w:t xml:space="preserve">  </w:t>
-      </w:r>
-      <w:r>
-        <w:rPr>
-          <w:rFonts w:ascii="Calibri" w:eastAsia="Calibri" w:hAnsi="Calibri" w:cs="Calibri"/>
-          <w:color w:val="222222"/>
-          <w:kern w:val="0"/>
-          <w:sz w:val="21"/>
-          <w:szCs w:val="21"/>
-          <w:lang w:eastAsia="en-GB"/>
-          <w14:ligatures w14:val="none"/>
-        </w:rPr>
-        <w:t>Log structured properties (key/value), not interpolated strings — so logs are queryable, not just readable.</w:t>
-      </w:r>
-    </w:p>
-    <w:p>
-      <w:pPr>
-        <w:spacing w:after="50" w:line="240" w:lineRule="auto"/>
+        </w:rPr>
+        <w:t xml:space="preserve">☐  </w:t>
+      </w:r>
+      <w:r>
+        <w:rPr>
+          <w:color w:val="222222"/>
+          <w:sz w:val="21"/>
+          <w:szCs w:val="21"/>
+        </w:rPr>
+        <w:t>Log</w:t>
+      </w:r>
+      <w:proofErr w:type="gramEnd"/>
+      <w:r>
+        <w:rPr>
+          <w:color w:val="222222"/>
+          <w:sz w:val="21"/>
+          <w:szCs w:val="21"/>
+        </w:rPr>
+        <w:t xml:space="preserve"> structured properties (key/value), not interpolated strings — so logs are </w:t>
+      </w:r>
+      <w:proofErr w:type="spellStart"/>
+      <w:r>
+        <w:rPr>
+          <w:color w:val="222222"/>
+          <w:sz w:val="21"/>
+          <w:szCs w:val="21"/>
+        </w:rPr>
+        <w:t>queryable</w:t>
+      </w:r>
+      <w:proofErr w:type="spellEnd"/>
+      <w:r>
+        <w:rPr>
+          <w:color w:val="222222"/>
+          <w:sz w:val="21"/>
+          <w:szCs w:val="21"/>
+        </w:rPr>
+        <w:t>, not just readable.</w:t>
+      </w:r>
+    </w:p>
+    <w:p>
+      <w:pPr>
+        <w:spacing w:after="50"/>
         <w:ind w:left="460" w:hanging="240"/>
-        <w:rPr>
-          <w:rFonts w:ascii="Calibri" w:eastAsia="Calibri" w:hAnsi="Calibri" w:cs="Calibri"/>
-          <w:kern w:val="0"/>
-          <w:sz w:val="20"/>
-          <w:szCs w:val="20"/>
-          <w:lang w:eastAsia="en-GB"/>
-          <w14:ligatures w14:val="none"/>
-        </w:rPr>
-      </w:pPr>
-      <w:r>
-        <w:rPr>
-          <w:rFonts w:ascii="Segoe UI Symbol" w:eastAsia="Calibri" w:hAnsi="Segoe UI Symbol" w:cs="Segoe UI Symbol"/>
+      </w:pPr>
+      <w:proofErr w:type="gramStart"/>
+      <w:r>
+        <w:rPr>
           <w:color w:val="2E6DA4"/>
-          <w:kern w:val="0"/>
           <w:sz w:val="22"/>
           <w:szCs w:val="22"/>
-          <w:lang w:eastAsia="en-GB"/>
-          <w14:ligatures w14:val="none"/>
-        </w:rPr>
-        <w:t>☐</w:t>
-      </w:r>
-      <w:r>
-        <w:rPr>
-          <w:rFonts w:ascii="Calibri" w:eastAsia="Calibri" w:hAnsi="Calibri" w:cs="Calibri"/>
+        </w:rPr>
+        <w:t xml:space="preserve">☐  </w:t>
+      </w:r>
+      <w:r>
+        <w:rPr>
+          <w:color w:val="222222"/>
+          <w:sz w:val="21"/>
+          <w:szCs w:val="21"/>
+        </w:rPr>
+        <w:t>Attach</w:t>
+      </w:r>
+      <w:proofErr w:type="gramEnd"/>
+      <w:r>
+        <w:rPr>
+          <w:color w:val="222222"/>
+          <w:sz w:val="21"/>
+          <w:szCs w:val="21"/>
+        </w:rPr>
+        <w:t xml:space="preserve"> a correlation ID to every request and flow it through all logs for that request (and later, through background jobs).</w:t>
+      </w:r>
+    </w:p>
+    <w:p>
+      <w:pPr>
+        <w:spacing w:after="50"/>
+        <w:ind w:left="460" w:hanging="240"/>
+      </w:pPr>
+      <w:proofErr w:type="gramStart"/>
+      <w:r>
+        <w:rPr>
           <w:color w:val="2E6DA4"/>
-          <w:kern w:val="0"/>
           <w:sz w:val="22"/>
           <w:szCs w:val="22"/>
-          <w:lang w:eastAsia="en-GB"/>
-          <w14:ligatures w14:val="none"/>
-        </w:rPr>
-        <w:t xml:space="preserve">  </w:t>
-      </w:r>
-      <w:r>
-        <w:rPr>
-          <w:rFonts w:ascii="Calibri" w:eastAsia="Calibri" w:hAnsi="Calibri" w:cs="Calibri"/>
-          <w:color w:val="222222"/>
-          <w:kern w:val="0"/>
-          <w:sz w:val="21"/>
-          <w:szCs w:val="21"/>
-          <w:lang w:eastAsia="en-GB"/>
-          <w14:ligatures w14:val="none"/>
-        </w:rPr>
-        <w:t>Attach a correlation ID to every request and flow it through all logs for that request (and later, through background jobs).</w:t>
-      </w:r>
-    </w:p>
-    <w:p>
-      <w:pPr>
-        <w:spacing w:after="50" w:line="240" w:lineRule="auto"/>
-        <w:ind w:left="460" w:hanging="240"/>
-        <w:rPr>
-          <w:rFonts w:ascii="Calibri" w:eastAsia="Calibri" w:hAnsi="Calibri" w:cs="Calibri"/>
-          <w:kern w:val="0"/>
-          <w:sz w:val="20"/>
-          <w:szCs w:val="20"/>
-          <w:lang w:eastAsia="en-GB"/>
-          <w14:ligatures w14:val="none"/>
-        </w:rPr>
-      </w:pPr>
-      <w:r>
-        <w:rPr>
-          <w:rFonts w:ascii="Segoe UI Symbol" w:eastAsia="Calibri" w:hAnsi="Segoe UI Symbol" w:cs="Segoe UI Symbol"/>
-          <w:color w:val="2E6DA4"/>
-          <w:kern w:val="0"/>
+        </w:rPr>
+        <w:t xml:space="preserve">☐  </w:t>
+      </w:r>
+      <w:r>
+        <w:rPr>
+          <w:color w:val="222222"/>
+          <w:sz w:val="21"/>
+          <w:szCs w:val="21"/>
+        </w:rPr>
+        <w:t>Set</w:t>
+      </w:r>
+      <w:proofErr w:type="gramEnd"/>
+      <w:r>
+        <w:rPr>
+          <w:color w:val="222222"/>
+          <w:sz w:val="21"/>
+          <w:szCs w:val="21"/>
+        </w:rPr>
+        <w:t xml:space="preserve"> sensible sinks and levels (console in dev; a structured sink you can query otherwise) and never log secrets, tokens, or passwords.</w:t>
+      </w:r>
+    </w:p>
+    <w:p>
+      <w:pPr>
+        <w:spacing w:before="120" w:after="60"/>
+      </w:pPr>
+      <w:r>
+        <w:rPr>
+          <w:b/>
+          <w:bCs/>
+          <w:color w:val="1F3A5F"/>
           <w:sz w:val="22"/>
           <w:szCs w:val="22"/>
-          <w:lang w:eastAsia="en-GB"/>
-          <w14:ligatures w14:val="none"/>
-        </w:rPr>
-        <w:t>☐</w:t>
-      </w:r>
-      <w:r>
-        <w:rPr>
-          <w:rFonts w:ascii="Calibri" w:eastAsia="Calibri" w:hAnsi="Calibri" w:cs="Calibri"/>
+        </w:rPr>
+        <w:t>Tasks — global exception handling</w:t>
+      </w:r>
+    </w:p>
+    <w:p>
+      <w:pPr>
+        <w:spacing w:after="50"/>
+        <w:ind w:left="460" w:hanging="240"/>
+      </w:pPr>
+      <w:proofErr w:type="gramStart"/>
+      <w:r>
+        <w:rPr>
           <w:color w:val="2E6DA4"/>
-          <w:kern w:val="0"/>
           <w:sz w:val="22"/>
           <w:szCs w:val="22"/>
-          <w:lang w:eastAsia="en-GB"/>
-          <w14:ligatures w14:val="none"/>
-        </w:rPr>
-        <w:t xml:space="preserve">  </w:t>
-      </w:r>
-      <w:r>
-        <w:rPr>
-          <w:rFonts w:ascii="Calibri" w:eastAsia="Calibri" w:hAnsi="Calibri" w:cs="Calibri"/>
-          <w:color w:val="222222"/>
-          <w:kern w:val="0"/>
-          <w:sz w:val="21"/>
-          <w:szCs w:val="21"/>
-          <w:lang w:eastAsia="en-GB"/>
-          <w14:ligatures w14:val="none"/>
-        </w:rPr>
-        <w:t>Set sensible sinks and levels (console in dev; a structured sink you can query otherwise) and never log secrets, tokens, or passwords.</w:t>
-      </w:r>
-    </w:p>
-    <w:p>
-      <w:pPr>
-        <w:spacing w:before="120" w:after="60" w:line="240" w:lineRule="auto"/>
-        <w:rPr>
-          <w:rFonts w:ascii="Calibri" w:eastAsia="Calibri" w:hAnsi="Calibri" w:cs="Calibri"/>
-          <w:kern w:val="0"/>
-          <w:sz w:val="20"/>
-          <w:szCs w:val="20"/>
-          <w:lang w:eastAsia="en-GB"/>
-          <w14:ligatures w14:val="none"/>
-        </w:rPr>
-      </w:pPr>
-      <w:r>
-        <w:rPr>
-          <w:rFonts w:ascii="Calibri" w:eastAsia="Calibri" w:hAnsi="Calibri" w:cs="Calibri"/>
-          <w:b/>
-          <w:bCs/>
-          <w:color w:val="1F3A5F"/>
-          <w:kern w:val="0"/>
+        </w:rPr>
+        <w:t xml:space="preserve">☐  </w:t>
+      </w:r>
+      <w:r>
+        <w:rPr>
+          <w:color w:val="222222"/>
+          <w:sz w:val="21"/>
+          <w:szCs w:val="21"/>
+        </w:rPr>
+        <w:t>Add</w:t>
+      </w:r>
+      <w:proofErr w:type="gramEnd"/>
+      <w:r>
+        <w:rPr>
+          <w:color w:val="222222"/>
+          <w:sz w:val="21"/>
+          <w:szCs w:val="21"/>
+        </w:rPr>
+        <w:t xml:space="preserve"> a global exception handler (middleware or </w:t>
+      </w:r>
+      <w:proofErr w:type="spellStart"/>
+      <w:r>
+        <w:rPr>
+          <w:color w:val="222222"/>
+          <w:sz w:val="21"/>
+          <w:szCs w:val="21"/>
+        </w:rPr>
+        <w:t>IExceptionHandler</w:t>
+      </w:r>
+      <w:proofErr w:type="spellEnd"/>
+      <w:r>
+        <w:rPr>
+          <w:color w:val="222222"/>
+          <w:sz w:val="21"/>
+          <w:szCs w:val="21"/>
+        </w:rPr>
+        <w:t>) so no unhandled exception ever leaks a stack trace to the client.</w:t>
+      </w:r>
+    </w:p>
+    <w:p>
+      <w:pPr>
+        <w:spacing w:after="50"/>
+        <w:ind w:left="460" w:hanging="240"/>
+      </w:pPr>
+      <w:proofErr w:type="gramStart"/>
+      <w:r>
+        <w:rPr>
+          <w:color w:val="2E6DA4"/>
           <w:sz w:val="22"/>
           <w:szCs w:val="22"/>
-          <w:lang w:eastAsia="en-GB"/>
-          <w14:ligatures w14:val="none"/>
-        </w:rPr>
-        <w:t>Tasks — global exception handling</w:t>
-      </w:r>
-    </w:p>
-    <w:p>
-      <w:pPr>
-        <w:spacing w:after="50" w:line="240" w:lineRule="auto"/>
+        </w:rPr>
+        <w:t xml:space="preserve">☐  </w:t>
+      </w:r>
+      <w:r>
+        <w:rPr>
+          <w:color w:val="222222"/>
+          <w:sz w:val="21"/>
+          <w:szCs w:val="21"/>
+        </w:rPr>
+        <w:t>Map</w:t>
+      </w:r>
+      <w:proofErr w:type="gramEnd"/>
+      <w:r>
+        <w:rPr>
+          <w:color w:val="222222"/>
+          <w:sz w:val="21"/>
+          <w:szCs w:val="21"/>
+        </w:rPr>
+        <w:t xml:space="preserve"> domain/validation errors to clean, consistent problem responses (e.g. </w:t>
+      </w:r>
+      <w:proofErr w:type="spellStart"/>
+      <w:r>
+        <w:rPr>
+          <w:color w:val="222222"/>
+          <w:sz w:val="21"/>
+          <w:szCs w:val="21"/>
+        </w:rPr>
+        <w:t>ProblemDetails</w:t>
+      </w:r>
+      <w:proofErr w:type="spellEnd"/>
+      <w:r>
+        <w:rPr>
+          <w:color w:val="222222"/>
+          <w:sz w:val="21"/>
+          <w:szCs w:val="21"/>
+        </w:rPr>
+        <w:t>) with the correlation ID attached.</w:t>
+      </w:r>
+    </w:p>
+    <w:p>
+      <w:pPr>
+        <w:spacing w:after="50"/>
         <w:ind w:left="460" w:hanging="240"/>
-        <w:rPr>
-          <w:rFonts w:ascii="Calibri" w:eastAsia="Calibri" w:hAnsi="Calibri" w:cs="Calibri"/>
-          <w:kern w:val="0"/>
-          <w:sz w:val="20"/>
-          <w:szCs w:val="20"/>
-          <w:lang w:eastAsia="en-GB"/>
-          <w14:ligatures w14:val="none"/>
-        </w:rPr>
-      </w:pPr>
-      <w:r>
-        <w:rPr>
-          <w:rFonts w:ascii="Segoe UI Symbol" w:eastAsia="Calibri" w:hAnsi="Segoe UI Symbol" w:cs="Segoe UI Symbol"/>
+      </w:pPr>
+      <w:proofErr w:type="gramStart"/>
+      <w:r>
+        <w:rPr>
           <w:color w:val="2E6DA4"/>
-          <w:kern w:val="0"/>
           <w:sz w:val="22"/>
           <w:szCs w:val="22"/>
-          <w:lang w:eastAsia="en-GB"/>
-          <w14:ligatures w14:val="none"/>
-        </w:rPr>
-        <w:t>☐</w:t>
-      </w:r>
-      <w:r>
-        <w:rPr>
-          <w:rFonts w:ascii="Calibri" w:eastAsia="Calibri" w:hAnsi="Calibri" w:cs="Calibri"/>
-          <w:color w:val="2E6DA4"/>
-          <w:kern w:val="0"/>
+        </w:rPr>
+        <w:t xml:space="preserve">☐  </w:t>
+      </w:r>
+      <w:r>
+        <w:rPr>
+          <w:color w:val="222222"/>
+          <w:sz w:val="21"/>
+          <w:szCs w:val="21"/>
+        </w:rPr>
+        <w:t>Log</w:t>
+      </w:r>
+      <w:proofErr w:type="gramEnd"/>
+      <w:r>
+        <w:rPr>
+          <w:color w:val="222222"/>
+          <w:sz w:val="21"/>
+          <w:szCs w:val="21"/>
+        </w:rPr>
+        <w:t xml:space="preserve"> the full exception server-side once, at the boundary — not scattered try/catch that swallows or double-logs.</w:t>
+      </w:r>
+    </w:p>
+    <w:p>
+      <w:pPr>
+        <w:spacing w:before="120" w:after="60"/>
+      </w:pPr>
+      <w:r>
+        <w:rPr>
+          <w:b/>
+          <w:bCs/>
+          <w:color w:val="1F3A5F"/>
           <w:sz w:val="22"/>
           <w:szCs w:val="22"/>
-          <w:lang w:eastAsia="en-GB"/>
-          <w14:ligatures w14:val="none"/>
-        </w:rPr>
-        <w:t xml:space="preserve">  </w:t>
-      </w:r>
-      <w:r>
-        <w:rPr>
-          <w:rFonts w:ascii="Calibri" w:eastAsia="Calibri" w:hAnsi="Calibri" w:cs="Calibri"/>
-          <w:color w:val="222222"/>
-          <w:kern w:val="0"/>
-          <w:sz w:val="21"/>
-          <w:szCs w:val="21"/>
-          <w:lang w:eastAsia="en-GB"/>
-          <w14:ligatures w14:val="none"/>
-        </w:rPr>
-        <w:t>Add a global exception handler (middleware or IExceptionHandler) so no unhandled exception ever leaks a stack trace to the client.</w:t>
-      </w:r>
-    </w:p>
-    <w:p>
-      <w:pPr>
-        <w:spacing w:after="50" w:line="240" w:lineRule="auto"/>
+        </w:rPr>
+        <w:t>Tasks — custom mediator</w:t>
+      </w:r>
+    </w:p>
+    <w:p>
+      <w:pPr>
+        <w:spacing w:after="50"/>
         <w:ind w:left="460" w:hanging="240"/>
-        <w:rPr>
-          <w:rFonts w:ascii="Calibri" w:eastAsia="Calibri" w:hAnsi="Calibri" w:cs="Calibri"/>
-          <w:kern w:val="0"/>
-          <w:sz w:val="20"/>
-          <w:szCs w:val="20"/>
-          <w:lang w:eastAsia="en-GB"/>
-          <w14:ligatures w14:val="none"/>
-        </w:rPr>
-      </w:pPr>
-      <w:r>
-        <w:rPr>
-          <w:rFonts w:ascii="Segoe UI Symbol" w:eastAsia="Calibri" w:hAnsi="Segoe UI Symbol" w:cs="Segoe UI Symbol"/>
+      </w:pPr>
+      <w:proofErr w:type="gramStart"/>
+      <w:r>
+        <w:rPr>
           <w:color w:val="2E6DA4"/>
-          <w:kern w:val="0"/>
           <w:sz w:val="22"/>
           <w:szCs w:val="22"/>
-          <w:lang w:eastAsia="en-GB"/>
-          <w14:ligatures w14:val="none"/>
-        </w:rPr>
-        <w:t>☐</w:t>
-      </w:r>
-      <w:r>
-        <w:rPr>
-          <w:rFonts w:ascii="Calibri" w:eastAsia="Calibri" w:hAnsi="Calibri" w:cs="Calibri"/>
+        </w:rPr>
+        <w:t xml:space="preserve">☐  </w:t>
+      </w:r>
+      <w:r>
+        <w:rPr>
+          <w:color w:val="222222"/>
+          <w:sz w:val="21"/>
+          <w:szCs w:val="21"/>
+        </w:rPr>
+        <w:t>Write</w:t>
+      </w:r>
+      <w:proofErr w:type="gramEnd"/>
+      <w:r>
+        <w:rPr>
+          <w:color w:val="222222"/>
+          <w:sz w:val="21"/>
+          <w:szCs w:val="21"/>
+        </w:rPr>
+        <w:t xml:space="preserve"> your own lightweight mediator (do not pull in </w:t>
+      </w:r>
+      <w:proofErr w:type="spellStart"/>
+      <w:r>
+        <w:rPr>
+          <w:color w:val="222222"/>
+          <w:sz w:val="21"/>
+          <w:szCs w:val="21"/>
+        </w:rPr>
+        <w:t>MediatR</w:t>
+      </w:r>
+      <w:proofErr w:type="spellEnd"/>
+      <w:r>
+        <w:rPr>
+          <w:color w:val="222222"/>
+          <w:sz w:val="21"/>
+          <w:szCs w:val="21"/>
+        </w:rPr>
+        <w:t>) — a dispatcher that maps a request object to its handler and invokes it.</w:t>
+      </w:r>
+    </w:p>
+    <w:p>
+      <w:pPr>
+        <w:spacing w:after="50"/>
+        <w:ind w:left="460" w:hanging="240"/>
+      </w:pPr>
+      <w:proofErr w:type="gramStart"/>
+      <w:r>
+        <w:rPr>
           <w:color w:val="2E6DA4"/>
-          <w:kern w:val="0"/>
           <w:sz w:val="22"/>
           <w:szCs w:val="22"/>
-          <w:lang w:eastAsia="en-GB"/>
-          <w14:ligatures w14:val="none"/>
-        </w:rPr>
-        <w:t xml:space="preserve">  </w:t>
-      </w:r>
-      <w:r>
-        <w:rPr>
-          <w:rFonts w:ascii="Calibri" w:eastAsia="Calibri" w:hAnsi="Calibri" w:cs="Calibri"/>
-          <w:color w:val="222222"/>
-          <w:kern w:val="0"/>
-          <w:sz w:val="21"/>
-          <w:szCs w:val="21"/>
-          <w:lang w:eastAsia="en-GB"/>
-          <w14:ligatures w14:val="none"/>
-        </w:rPr>
-        <w:t>Map domain/validation errors to clean, consistent problem responses (e.g. ProblemDetails) with the correlation ID attached.</w:t>
-      </w:r>
-    </w:p>
-    <w:p>
-      <w:pPr>
-        <w:spacing w:after="50" w:line="240" w:lineRule="auto"/>
+        </w:rPr>
+        <w:t xml:space="preserve">☐  </w:t>
+      </w:r>
+      <w:r>
+        <w:rPr>
+          <w:color w:val="222222"/>
+          <w:sz w:val="21"/>
+          <w:szCs w:val="21"/>
+        </w:rPr>
+        <w:t>Move</w:t>
+      </w:r>
+      <w:proofErr w:type="gramEnd"/>
+      <w:r>
+        <w:rPr>
+          <w:color w:val="222222"/>
+          <w:sz w:val="21"/>
+          <w:szCs w:val="21"/>
+        </w:rPr>
+        <w:t xml:space="preserve"> request handling into command/query handlers so controllers stay thin and the application layer holds the logic.</w:t>
+      </w:r>
+    </w:p>
+    <w:p>
+      <w:pPr>
+        <w:spacing w:after="50"/>
         <w:ind w:left="460" w:hanging="240"/>
-        <w:rPr>
-          <w:rFonts w:ascii="Calibri" w:eastAsia="Calibri" w:hAnsi="Calibri" w:cs="Calibri"/>
-          <w:kern w:val="0"/>
-          <w:sz w:val="20"/>
-          <w:szCs w:val="20"/>
-          <w:lang w:eastAsia="en-GB"/>
-          <w14:ligatures w14:val="none"/>
-        </w:rPr>
-      </w:pPr>
-      <w:r>
-        <w:rPr>
-          <w:rFonts w:ascii="Segoe UI Symbol" w:eastAsia="Calibri" w:hAnsi="Segoe UI Symbol" w:cs="Segoe UI Symbol"/>
+      </w:pPr>
+      <w:proofErr w:type="gramStart"/>
+      <w:r>
+        <w:rPr>
           <w:color w:val="2E6DA4"/>
-          <w:kern w:val="0"/>
           <w:sz w:val="22"/>
           <w:szCs w:val="22"/>
-          <w:lang w:eastAsia="en-GB"/>
-          <w14:ligatures w14:val="none"/>
-        </w:rPr>
-        <w:t>☐</w:t>
-      </w:r>
-      <w:r>
-        <w:rPr>
-          <w:rFonts w:ascii="Calibri" w:eastAsia="Calibri" w:hAnsi="Calibri" w:cs="Calibri"/>
+        </w:rPr>
+        <w:t xml:space="preserve">☐  </w:t>
+      </w:r>
+      <w:r>
+        <w:rPr>
+          <w:color w:val="222222"/>
+          <w:sz w:val="21"/>
+          <w:szCs w:val="21"/>
+        </w:rPr>
+        <w:t>Support</w:t>
+      </w:r>
+      <w:proofErr w:type="gramEnd"/>
+      <w:r>
+        <w:rPr>
+          <w:color w:val="222222"/>
+          <w:sz w:val="21"/>
+          <w:szCs w:val="21"/>
+        </w:rPr>
+        <w:t xml:space="preserve"> a pipeline (</w:t>
+      </w:r>
+      <w:proofErr w:type="spellStart"/>
+      <w:r>
+        <w:rPr>
+          <w:color w:val="222222"/>
+          <w:sz w:val="21"/>
+          <w:szCs w:val="21"/>
+        </w:rPr>
+        <w:t>behaviors</w:t>
+      </w:r>
+      <w:proofErr w:type="spellEnd"/>
+      <w:r>
+        <w:rPr>
+          <w:color w:val="222222"/>
+          <w:sz w:val="21"/>
+          <w:szCs w:val="21"/>
+        </w:rPr>
+        <w:t>) so cross-cutting steps — logging, validation — wrap every handler in one place.</w:t>
+      </w:r>
+    </w:p>
+    <w:p>
+      <w:pPr>
+        <w:spacing w:after="50"/>
+        <w:ind w:left="460" w:hanging="240"/>
+      </w:pPr>
+      <w:proofErr w:type="gramStart"/>
+      <w:r>
+        <w:rPr>
           <w:color w:val="2E6DA4"/>
-          <w:kern w:val="0"/>
           <w:sz w:val="22"/>
           <w:szCs w:val="22"/>
-          <w:lang w:eastAsia="en-GB"/>
-          <w14:ligatures w14:val="none"/>
-        </w:rPr>
-        <w:t xml:space="preserve">  </w:t>
-      </w:r>
-      <w:r>
-        <w:rPr>
-          <w:rFonts w:ascii="Calibri" w:eastAsia="Calibri" w:hAnsi="Calibri" w:cs="Calibri"/>
-          <w:color w:val="222222"/>
-          <w:kern w:val="0"/>
-          <w:sz w:val="21"/>
-          <w:szCs w:val="21"/>
-          <w:lang w:eastAsia="en-GB"/>
-          <w14:ligatures w14:val="none"/>
-        </w:rPr>
-        <w:t>Log the full exception server-side once, at the boundary — not scattered try/catch that swallows or double-logs.</w:t>
-      </w:r>
-    </w:p>
-    <w:p>
-      <w:pPr>
-        <w:spacing w:before="120" w:after="60" w:line="240" w:lineRule="auto"/>
-        <w:rPr>
-          <w:rFonts w:ascii="Calibri" w:eastAsia="Calibri" w:hAnsi="Calibri" w:cs="Calibri"/>
-          <w:kern w:val="0"/>
-          <w:sz w:val="20"/>
-          <w:szCs w:val="20"/>
-          <w:lang w:eastAsia="en-GB"/>
-          <w14:ligatures w14:val="none"/>
-        </w:rPr>
-      </w:pPr>
-      <w:r>
-        <w:rPr>
-          <w:rFonts w:ascii="Calibri" w:eastAsia="Calibri" w:hAnsi="Calibri" w:cs="Calibri"/>
-          <w:b/>
-          <w:bCs/>
-          <w:color w:val="1F3A5F"/>
-          <w:kern w:val="0"/>
+        </w:rPr>
+        <w:t xml:space="preserve">☐  </w:t>
+      </w:r>
+      <w:r>
+        <w:rPr>
+          <w:color w:val="222222"/>
+          <w:sz w:val="21"/>
+          <w:szCs w:val="21"/>
+        </w:rPr>
+        <w:t>Add</w:t>
+      </w:r>
+      <w:proofErr w:type="gramEnd"/>
+      <w:r>
+        <w:rPr>
+          <w:color w:val="222222"/>
+          <w:sz w:val="21"/>
+          <w:szCs w:val="21"/>
+        </w:rPr>
+        <w:t xml:space="preserve"> request validation with </w:t>
+      </w:r>
+      <w:proofErr w:type="spellStart"/>
+      <w:r>
+        <w:rPr>
+          <w:color w:val="222222"/>
+          <w:sz w:val="21"/>
+          <w:szCs w:val="21"/>
+        </w:rPr>
+        <w:t>FluentValidation</w:t>
+      </w:r>
+      <w:proofErr w:type="spellEnd"/>
+      <w:r>
+        <w:rPr>
+          <w:color w:val="222222"/>
+          <w:sz w:val="21"/>
+          <w:szCs w:val="21"/>
+        </w:rPr>
+        <w:t xml:space="preserve">, wired as a pipeline </w:t>
+      </w:r>
+      <w:proofErr w:type="spellStart"/>
+      <w:r>
+        <w:rPr>
+          <w:color w:val="222222"/>
+          <w:sz w:val="21"/>
+          <w:szCs w:val="21"/>
+        </w:rPr>
+        <w:t>behavior</w:t>
+      </w:r>
+      <w:proofErr w:type="spellEnd"/>
+      <w:r>
+        <w:rPr>
+          <w:color w:val="222222"/>
+          <w:sz w:val="21"/>
+          <w:szCs w:val="21"/>
+        </w:rPr>
+        <w:t xml:space="preserve"> so a request is validated before its handler runs — not with checks scattered inside handlers or controllers.</w:t>
+      </w:r>
+    </w:p>
+    <w:p>
+      <w:pPr>
+        <w:spacing w:after="50"/>
+        <w:ind w:left="460" w:hanging="240"/>
+      </w:pPr>
+      <w:proofErr w:type="gramStart"/>
+      <w:r>
+        <w:rPr>
+          <w:color w:val="2E6DA4"/>
           <w:sz w:val="22"/>
           <w:szCs w:val="22"/>
-          <w:lang w:eastAsia="en-GB"/>
-          <w14:ligatures w14:val="none"/>
-        </w:rPr>
-        <w:t>Tasks — custom mediator</w:t>
-      </w:r>
-    </w:p>
-    <w:p>
-      <w:pPr>
-        <w:spacing w:after="50" w:line="240" w:lineRule="auto"/>
-        <w:ind w:left="460" w:hanging="240"/>
-        <w:rPr>
-          <w:rFonts w:ascii="Calibri" w:eastAsia="Calibri" w:hAnsi="Calibri" w:cs="Calibri"/>
-          <w:kern w:val="0"/>
-          <w:sz w:val="20"/>
-          <w:szCs w:val="20"/>
-          <w:lang w:eastAsia="en-GB"/>
-          <w14:ligatures w14:val="none"/>
-        </w:rPr>
-      </w:pPr>
-      <w:r>
-        <w:rPr>
-          <w:rFonts w:ascii="Segoe UI Symbol" w:eastAsia="Calibri" w:hAnsi="Segoe UI Symbol" w:cs="Segoe UI Symbol"/>
-          <w:color w:val="2E6DA4"/>
-          <w:kern w:val="0"/>
-          <w:sz w:val="22"/>
-          <w:szCs w:val="22"/>
-          <w:lang w:eastAsia="en-GB"/>
-          <w14:ligatures w14:val="none"/>
-        </w:rPr>
-        <w:t>☐</w:t>
-      </w:r>
-      <w:r>
-        <w:rPr>
-          <w:rFonts w:ascii="Calibri" w:eastAsia="Calibri" w:hAnsi="Calibri" w:cs="Calibri"/>
-          <w:color w:val="2E6DA4"/>
-          <w:kern w:val="0"/>
-          <w:sz w:val="22"/>
-          <w:szCs w:val="22"/>
-          <w:lang w:eastAsia="en-GB"/>
-          <w14:ligatures w14:val="none"/>
-        </w:rPr>
-        <w:t xml:space="preserve">  </w:t>
-      </w:r>
-      <w:r>
-        <w:rPr>
-          <w:rFonts w:ascii="Calibri" w:eastAsia="Calibri" w:hAnsi="Calibri" w:cs="Calibri"/>
-          <w:color w:val="222222"/>
-          <w:kern w:val="0"/>
-          <w:sz w:val="21"/>
-          <w:szCs w:val="21"/>
-          <w:lang w:eastAsia="en-GB"/>
-          <w14:ligatures w14:val="none"/>
-        </w:rPr>
-        <w:t>Write your own lightweight mediator (do not pull in MediatR) — a dispatcher that maps a request object to its handler and invokes it.</w:t>
-      </w:r>
-    </w:p>
-    <w:p>
-      <w:pPr>
-        <w:spacing w:after="50" w:line="240" w:lineRule="auto"/>
-        <w:ind w:left="460" w:hanging="240"/>
-        <w:rPr>
-          <w:rFonts w:ascii="Calibri" w:eastAsia="Calibri" w:hAnsi="Calibri" w:cs="Calibri"/>
-          <w:kern w:val="0"/>
-          <w:sz w:val="20"/>
-          <w:szCs w:val="20"/>
-          <w:lang w:eastAsia="en-GB"/>
-          <w14:ligatures w14:val="none"/>
-        </w:rPr>
-      </w:pPr>
-      <w:r>
-        <w:rPr>
-          <w:rFonts w:ascii="Segoe UI Symbol" w:eastAsia="Calibri" w:hAnsi="Segoe UI Symbol" w:cs="Segoe UI Symbol"/>
-          <w:color w:val="2E6DA4"/>
-          <w:kern w:val="0"/>
-          <w:sz w:val="22"/>
-          <w:szCs w:val="22"/>
-          <w:lang w:eastAsia="en-GB"/>
-          <w14:ligatures w14:val="none"/>
-        </w:rPr>
-        <w:t>☐</w:t>
-      </w:r>
-      <w:r>
-        <w:rPr>
-          <w:rFonts w:ascii="Calibri" w:eastAsia="Calibri" w:hAnsi="Calibri" w:cs="Calibri"/>
-          <w:color w:val="2E6DA4"/>
-          <w:kern w:val="0"/>
-          <w:sz w:val="22"/>
-          <w:szCs w:val="22"/>
-          <w:lang w:eastAsia="en-GB"/>
-          <w14:ligatures w14:val="none"/>
-        </w:rPr>
-        <w:t xml:space="preserve">  </w:t>
-      </w:r>
-      <w:r>
-        <w:rPr>
-          <w:rFonts w:ascii="Calibri" w:eastAsia="Calibri" w:hAnsi="Calibri" w:cs="Calibri"/>
-          <w:color w:val="222222"/>
-          <w:kern w:val="0"/>
-          <w:sz w:val="21"/>
-          <w:szCs w:val="21"/>
-          <w:lang w:eastAsia="en-GB"/>
-          <w14:ligatures w14:val="none"/>
-        </w:rPr>
-        <w:t>Move request handling into command/query handlers so controllers stay thin and the application layer holds the logic.</w:t>
-      </w:r>
-    </w:p>
-    <w:p>
-      <w:pPr>
-        <w:spacing w:after="50" w:line="240" w:lineRule="auto"/>
-        <w:ind w:left="460" w:hanging="240"/>
-        <w:rPr>
-          <w:rFonts w:ascii="Calibri" w:eastAsia="Calibri" w:hAnsi="Calibri" w:cs="Calibri"/>
-          <w:kern w:val="0"/>
-          <w:sz w:val="20"/>
-          <w:szCs w:val="20"/>
-          <w:lang w:eastAsia="en-GB"/>
-          <w14:ligatures w14:val="none"/>
-        </w:rPr>
-      </w:pPr>
-      <w:r>
-        <w:rPr>
-          <w:rFonts w:ascii="Segoe UI Symbol" w:eastAsia="Calibri" w:hAnsi="Segoe UI Symbol" w:cs="Segoe UI Symbol"/>
-          <w:color w:val="2E6DA4"/>
-          <w:kern w:val="0"/>
-          <w:sz w:val="22"/>
-          <w:szCs w:val="22"/>
-          <w:lang w:eastAsia="en-GB"/>
-          <w14:ligatures w14:val="none"/>
-        </w:rPr>
-        <w:t>☐</w:t>
-      </w:r>
-      <w:r>
-        <w:rPr>
-          <w:rFonts w:ascii="Calibri" w:eastAsia="Calibri" w:hAnsi="Calibri" w:cs="Calibri"/>
-          <w:color w:val="2E6DA4"/>
-          <w:kern w:val="0"/>
-          <w:sz w:val="22"/>
-          <w:szCs w:val="22"/>
-          <w:lang w:eastAsia="en-GB"/>
-          <w14:ligatures w14:val="none"/>
-        </w:rPr>
-        <w:t xml:space="preserve">  </w:t>
-      </w:r>
-      <w:r>
-        <w:rPr>
-          <w:rFonts w:ascii="Calibri" w:eastAsia="Calibri" w:hAnsi="Calibri" w:cs="Calibri"/>
-          <w:color w:val="222222"/>
-          <w:kern w:val="0"/>
-          <w:sz w:val="21"/>
-          <w:szCs w:val="21"/>
-          <w:lang w:eastAsia="en-GB"/>
-          <w14:ligatures w14:val="none"/>
-        </w:rPr>
-        <w:t>Support a pipeline (behaviors) so cross-cutting steps — logging, validation — wrap every handler in one place.</w:t>
+        </w:rPr>
+        <w:lastRenderedPageBreak/>
+        <w:t xml:space="preserve">☐  </w:t>
+      </w:r>
+      <w:r>
+        <w:rPr>
+          <w:color w:val="222222"/>
+          <w:sz w:val="21"/>
+          <w:szCs w:val="21"/>
+        </w:rPr>
+        <w:t>On</w:t>
+      </w:r>
+      <w:proofErr w:type="gramEnd"/>
+      <w:r>
+        <w:rPr>
+          <w:color w:val="222222"/>
+          <w:sz w:val="21"/>
+          <w:szCs w:val="21"/>
+        </w:rPr>
+        <w:t xml:space="preserve"> validation failure, short-circuit the pipeline and return a clean 400 with the field errors (via the global handler / </w:t>
+      </w:r>
+      <w:proofErr w:type="spellStart"/>
+      <w:r>
+        <w:rPr>
+          <w:color w:val="222222"/>
+          <w:sz w:val="21"/>
+          <w:szCs w:val="21"/>
+        </w:rPr>
+        <w:t>ProblemDetails</w:t>
+      </w:r>
+      <w:proofErr w:type="spellEnd"/>
+      <w:r>
+        <w:rPr>
+          <w:color w:val="222222"/>
+          <w:sz w:val="21"/>
+          <w:szCs w:val="21"/>
+        </w:rPr>
+        <w:t>), never a raw exception.</w:t>
       </w:r>
     </w:p>
     <w:p>
@@ -2461,8 +2930,353 @@
         <w:pBdr>
           <w:left w:val="single" w:sz="18" w:space="8" w:color="9B3B0F"/>
         </w:pBdr>
-        <w:spacing w:before="80" w:after="80" w:line="240" w:lineRule="auto"/>
+        <w:spacing w:before="80" w:after="80"/>
         <w:ind w:left="200"/>
+      </w:pPr>
+      <w:r>
+        <w:rPr>
+          <w:b/>
+          <w:bCs/>
+          <w:color w:val="9B3B0F"/>
+          <w:sz w:val="19"/>
+          <w:szCs w:val="19"/>
+        </w:rPr>
+        <w:t xml:space="preserve">HARD </w:t>
+      </w:r>
+      <w:proofErr w:type="gramStart"/>
+      <w:r>
+        <w:rPr>
+          <w:b/>
+          <w:bCs/>
+          <w:color w:val="9B3B0F"/>
+          <w:sz w:val="19"/>
+          <w:szCs w:val="19"/>
+        </w:rPr>
+        <w:t xml:space="preserve">PROBLEM  </w:t>
+      </w:r>
+      <w:r>
+        <w:rPr>
+          <w:color w:val="222222"/>
+        </w:rPr>
+        <w:t>Writing</w:t>
+      </w:r>
+      <w:proofErr w:type="gramEnd"/>
+      <w:r>
+        <w:rPr>
+          <w:color w:val="222222"/>
+        </w:rPr>
+        <w:t xml:space="preserve"> your own mediator is where separation of concerns becomes real. The point isn’t to reimplement a library — it’s to understand what it does: resolve a handler, run a pipeline around it, keep controllers ignorant of the work. Keep it small and be able to explain every line.</w:t>
+      </w:r>
+    </w:p>
+    <w:p>
+      <w:pPr>
+        <w:spacing w:before="120" w:after="60"/>
+      </w:pPr>
+      <w:r>
+        <w:rPr>
+          <w:b/>
+          <w:bCs/>
+          <w:color w:val="1F3A5F"/>
+          <w:sz w:val="22"/>
+          <w:szCs w:val="22"/>
+        </w:rPr>
+        <w:t>Acceptance criteria</w:t>
+      </w:r>
+    </w:p>
+    <w:p>
+      <w:pPr>
+        <w:spacing w:after="50"/>
+        <w:ind w:left="460" w:hanging="240"/>
+      </w:pPr>
+      <w:proofErr w:type="gramStart"/>
+      <w:r>
+        <w:rPr>
+          <w:b/>
+          <w:bCs/>
+          <w:color w:val="1E7A46"/>
+          <w:sz w:val="21"/>
+          <w:szCs w:val="21"/>
+        </w:rPr>
+        <w:t xml:space="preserve">✓  </w:t>
+      </w:r>
+      <w:r>
+        <w:rPr>
+          <w:color w:val="222222"/>
+          <w:sz w:val="21"/>
+          <w:szCs w:val="21"/>
+        </w:rPr>
+        <w:t>A</w:t>
+      </w:r>
+      <w:proofErr w:type="gramEnd"/>
+      <w:r>
+        <w:rPr>
+          <w:color w:val="222222"/>
+          <w:sz w:val="21"/>
+          <w:szCs w:val="21"/>
+        </w:rPr>
+        <w:t xml:space="preserve"> user can log in and receive access + refresh tokens; refresh rotates on use.</w:t>
+      </w:r>
+    </w:p>
+    <w:p>
+      <w:pPr>
+        <w:spacing w:after="50"/>
+        <w:ind w:left="460" w:hanging="240"/>
+      </w:pPr>
+      <w:proofErr w:type="gramStart"/>
+      <w:r>
+        <w:rPr>
+          <w:b/>
+          <w:bCs/>
+          <w:color w:val="1E7A46"/>
+          <w:sz w:val="21"/>
+          <w:szCs w:val="21"/>
+        </w:rPr>
+        <w:t xml:space="preserve">✓  </w:t>
+      </w:r>
+      <w:r>
+        <w:rPr>
+          <w:color w:val="222222"/>
+          <w:sz w:val="21"/>
+          <w:szCs w:val="21"/>
+        </w:rPr>
+        <w:t>A</w:t>
+      </w:r>
+      <w:proofErr w:type="gramEnd"/>
+      <w:r>
+        <w:rPr>
+          <w:color w:val="222222"/>
+          <w:sz w:val="21"/>
+          <w:szCs w:val="21"/>
+        </w:rPr>
+        <w:t xml:space="preserve"> reused refresh token invalidates the session family.</w:t>
+      </w:r>
+    </w:p>
+    <w:p>
+      <w:pPr>
+        <w:spacing w:after="50"/>
+        <w:ind w:left="460" w:hanging="240"/>
+      </w:pPr>
+      <w:proofErr w:type="gramStart"/>
+      <w:r>
+        <w:rPr>
+          <w:b/>
+          <w:bCs/>
+          <w:color w:val="1E7A46"/>
+          <w:sz w:val="21"/>
+          <w:szCs w:val="21"/>
+        </w:rPr>
+        <w:t xml:space="preserve">✓  </w:t>
+      </w:r>
+      <w:r>
+        <w:rPr>
+          <w:color w:val="222222"/>
+          <w:sz w:val="21"/>
+          <w:szCs w:val="21"/>
+        </w:rPr>
+        <w:t>Passwords</w:t>
+      </w:r>
+      <w:proofErr w:type="gramEnd"/>
+      <w:r>
+        <w:rPr>
+          <w:color w:val="222222"/>
+          <w:sz w:val="21"/>
+          <w:szCs w:val="21"/>
+        </w:rPr>
+        <w:t xml:space="preserve"> are hashed with a modern algorithm; never logged or stored in plaintext.</w:t>
+      </w:r>
+    </w:p>
+    <w:p>
+      <w:pPr>
+        <w:spacing w:after="50"/>
+        <w:ind w:left="460" w:hanging="240"/>
+      </w:pPr>
+      <w:proofErr w:type="gramStart"/>
+      <w:r>
+        <w:rPr>
+          <w:b/>
+          <w:bCs/>
+          <w:color w:val="1E7A46"/>
+          <w:sz w:val="21"/>
+          <w:szCs w:val="21"/>
+        </w:rPr>
+        <w:t xml:space="preserve">✓  </w:t>
+      </w:r>
+      <w:r>
+        <w:rPr>
+          <w:color w:val="222222"/>
+          <w:sz w:val="21"/>
+          <w:szCs w:val="21"/>
+        </w:rPr>
+        <w:t>A</w:t>
+      </w:r>
+      <w:proofErr w:type="gramEnd"/>
+      <w:r>
+        <w:rPr>
+          <w:color w:val="222222"/>
+          <w:sz w:val="21"/>
+          <w:szCs w:val="21"/>
+        </w:rPr>
+        <w:t xml:space="preserve"> request scoped to tenant A can never read tenant B data, even with a forged identifier.</w:t>
+      </w:r>
+    </w:p>
+    <w:p>
+      <w:pPr>
+        <w:spacing w:after="50"/>
+        <w:ind w:left="460" w:hanging="240"/>
+      </w:pPr>
+      <w:proofErr w:type="gramStart"/>
+      <w:r>
+        <w:rPr>
+          <w:b/>
+          <w:bCs/>
+          <w:color w:val="1E7A46"/>
+          <w:sz w:val="21"/>
+          <w:szCs w:val="21"/>
+        </w:rPr>
+        <w:t xml:space="preserve">✓  </w:t>
+      </w:r>
+      <w:r>
+        <w:rPr>
+          <w:color w:val="222222"/>
+          <w:sz w:val="21"/>
+          <w:szCs w:val="21"/>
+        </w:rPr>
+        <w:t>Every</w:t>
+      </w:r>
+      <w:proofErr w:type="gramEnd"/>
+      <w:r>
+        <w:rPr>
+          <w:color w:val="222222"/>
+          <w:sz w:val="21"/>
+          <w:szCs w:val="21"/>
+        </w:rPr>
+        <w:t xml:space="preserve"> endpoint enforces role- and tenant-scoped authorization server-side.</w:t>
+      </w:r>
+    </w:p>
+    <w:p>
+      <w:pPr>
+        <w:spacing w:after="50"/>
+        <w:ind w:left="460" w:hanging="240"/>
+      </w:pPr>
+      <w:proofErr w:type="gramStart"/>
+      <w:r>
+        <w:rPr>
+          <w:b/>
+          <w:bCs/>
+          <w:color w:val="1E7A46"/>
+          <w:sz w:val="21"/>
+          <w:szCs w:val="21"/>
+        </w:rPr>
+        <w:t xml:space="preserve">✓  </w:t>
+      </w:r>
+      <w:r>
+        <w:rPr>
+          <w:color w:val="222222"/>
+          <w:sz w:val="21"/>
+          <w:szCs w:val="21"/>
+        </w:rPr>
+        <w:t>Every</w:t>
+      </w:r>
+      <w:proofErr w:type="gramEnd"/>
+      <w:r>
+        <w:rPr>
+          <w:color w:val="222222"/>
+          <w:sz w:val="21"/>
+          <w:szCs w:val="21"/>
+        </w:rPr>
+        <w:t xml:space="preserve"> log line for a request carries the same correlation ID, and logs are structured (</w:t>
+      </w:r>
+      <w:proofErr w:type="spellStart"/>
+      <w:r>
+        <w:rPr>
+          <w:color w:val="222222"/>
+          <w:sz w:val="21"/>
+          <w:szCs w:val="21"/>
+        </w:rPr>
+        <w:t>queryable</w:t>
+      </w:r>
+      <w:proofErr w:type="spellEnd"/>
+      <w:r>
+        <w:rPr>
+          <w:color w:val="222222"/>
+          <w:sz w:val="21"/>
+          <w:szCs w:val="21"/>
+        </w:rPr>
+        <w:t xml:space="preserve"> properties, not flat strings).</w:t>
+      </w:r>
+    </w:p>
+    <w:p>
+      <w:pPr>
+        <w:spacing w:after="50"/>
+        <w:ind w:left="460" w:hanging="240"/>
+      </w:pPr>
+      <w:proofErr w:type="gramStart"/>
+      <w:r>
+        <w:rPr>
+          <w:b/>
+          <w:bCs/>
+          <w:color w:val="1E7A46"/>
+          <w:sz w:val="21"/>
+          <w:szCs w:val="21"/>
+        </w:rPr>
+        <w:t xml:space="preserve">✓  </w:t>
+      </w:r>
+      <w:r>
+        <w:rPr>
+          <w:color w:val="222222"/>
+          <w:sz w:val="21"/>
+          <w:szCs w:val="21"/>
+        </w:rPr>
+        <w:t>An</w:t>
+      </w:r>
+      <w:proofErr w:type="gramEnd"/>
+      <w:r>
+        <w:rPr>
+          <w:color w:val="222222"/>
+          <w:sz w:val="21"/>
+          <w:szCs w:val="21"/>
+        </w:rPr>
+        <w:t xml:space="preserve"> unhandled exception returns a clean problem response with a correlation ID — never a raw stack trace — and is logged once server-side.</w:t>
+      </w:r>
+    </w:p>
+    <w:p>
+      <w:pPr>
+        <w:spacing w:after="50"/>
+        <w:ind w:left="460" w:hanging="240"/>
+      </w:pPr>
+      <w:proofErr w:type="gramStart"/>
+      <w:r>
+        <w:rPr>
+          <w:b/>
+          <w:bCs/>
+          <w:color w:val="1E7A46"/>
+          <w:sz w:val="21"/>
+          <w:szCs w:val="21"/>
+        </w:rPr>
+        <w:t xml:space="preserve">✓  </w:t>
+      </w:r>
+      <w:r>
+        <w:rPr>
+          <w:color w:val="222222"/>
+          <w:sz w:val="21"/>
+          <w:szCs w:val="21"/>
+        </w:rPr>
+        <w:t>Controllers</w:t>
+      </w:r>
+      <w:proofErr w:type="gramEnd"/>
+      <w:r>
+        <w:rPr>
+          <w:color w:val="222222"/>
+          <w:sz w:val="21"/>
+          <w:szCs w:val="21"/>
+        </w:rPr>
+        <w:t xml:space="preserve"> dispatch through your mediator to handlers; no business logic lives in a controller.</w:t>
+      </w:r>
+    </w:p>
+    <w:p>
+      <w:pPr>
+        <w:spacing w:after="50" w:line="240" w:lineRule="auto"/>
+        <w:ind w:left="460" w:hanging="240"/>
         <w:rPr>
           <w:rFonts w:ascii="Calibri" w:eastAsia="Calibri" w:hAnsi="Calibri" w:cs="Calibri"/>
           <w:kern w:val="0"/>
@@ -2472,491 +3286,69 @@
           <w14:ligatures w14:val="none"/>
         </w:rPr>
       </w:pPr>
-      <w:r>
-        <w:rPr>
-          <w:rFonts w:ascii="Calibri" w:eastAsia="Calibri" w:hAnsi="Calibri" w:cs="Calibri"/>
-          <w:b/>
-          <w:bCs/>
-          <w:color w:val="9B3B0F"/>
-          <w:kern w:val="0"/>
-          <w:sz w:val="19"/>
-          <w:szCs w:val="19"/>
-          <w:lang w:eastAsia="en-GB"/>
-          <w14:ligatures w14:val="none"/>
-        </w:rPr>
-        <w:t xml:space="preserve">HARD PROBLEM  </w:t>
-      </w:r>
-      <w:r>
-        <w:rPr>
-          <w:rFonts w:ascii="Calibri" w:eastAsia="Calibri" w:hAnsi="Calibri" w:cs="Calibri"/>
-          <w:color w:val="222222"/>
-          <w:kern w:val="0"/>
-          <w:sz w:val="20"/>
-          <w:szCs w:val="20"/>
-          <w:lang w:eastAsia="en-GB"/>
-          <w14:ligatures w14:val="none"/>
-        </w:rPr>
-        <w:t>Writing your own mediator is where separation of concerns becomes real. The point isn’t to reimplement a library — it’s to understand what it does: resolve a handler, run a pipeline around it, keep controllers ignorant of the work. Keep it small and be able to explain every line.</w:t>
-      </w:r>
-    </w:p>
-    <w:p>
-      <w:pPr>
-        <w:spacing w:before="120" w:after="60" w:line="240" w:lineRule="auto"/>
-        <w:rPr>
-          <w:rFonts w:ascii="Calibri" w:eastAsia="Calibri" w:hAnsi="Calibri" w:cs="Calibri"/>
-          <w:kern w:val="0"/>
-          <w:sz w:val="20"/>
-          <w:szCs w:val="20"/>
-          <w:lang w:eastAsia="en-GB"/>
-          <w14:ligatures w14:val="none"/>
-        </w:rPr>
-      </w:pPr>
-      <w:r>
-        <w:rPr>
-          <w:rFonts w:ascii="Calibri" w:eastAsia="Calibri" w:hAnsi="Calibri" w:cs="Calibri"/>
-          <w:b/>
-          <w:bCs/>
-          <w:color w:val="1F3A5F"/>
-          <w:kern w:val="0"/>
-          <w:sz w:val="22"/>
-          <w:szCs w:val="22"/>
-          <w:lang w:eastAsia="en-GB"/>
-          <w14:ligatures w14:val="none"/>
-        </w:rPr>
-        <w:t>Acceptance criteria</w:t>
-      </w:r>
-    </w:p>
-    <w:p>
-      <w:pPr>
-        <w:spacing w:after="50" w:line="240" w:lineRule="auto"/>
-        <w:ind w:left="460" w:hanging="240"/>
-        <w:rPr>
-          <w:rFonts w:ascii="Calibri" w:eastAsia="Calibri" w:hAnsi="Calibri" w:cs="Calibri"/>
-          <w:kern w:val="0"/>
-          <w:sz w:val="20"/>
-          <w:szCs w:val="20"/>
-          <w:lang w:eastAsia="en-GB"/>
-          <w14:ligatures w14:val="none"/>
-        </w:rPr>
-      </w:pPr>
-      <w:r>
-        <w:rPr>
-          <w:rFonts w:ascii="Segoe UI Symbol" w:eastAsia="Calibri" w:hAnsi="Segoe UI Symbol" w:cs="Segoe UI Symbol"/>
+      <w:proofErr w:type="gramStart"/>
+      <w:r>
+        <w:rPr>
           <w:b/>
           <w:bCs/>
           <w:color w:val="1E7A46"/>
-          <w:kern w:val="0"/>
-          <w:sz w:val="21"/>
-          <w:szCs w:val="21"/>
-          <w:lang w:eastAsia="en-GB"/>
-          <w14:ligatures w14:val="none"/>
-        </w:rPr>
-        <w:t>✓</w:t>
-      </w:r>
-      <w:r>
-        <w:rPr>
-          <w:rFonts w:ascii="Calibri" w:eastAsia="Calibri" w:hAnsi="Calibri" w:cs="Calibri"/>
-          <w:b/>
-          <w:bCs/>
-          <w:color w:val="1E7A46"/>
-          <w:kern w:val="0"/>
-          <w:sz w:val="21"/>
-          <w:szCs w:val="21"/>
-          <w:lang w:eastAsia="en-GB"/>
-          <w14:ligatures w14:val="none"/>
-        </w:rPr>
-        <w:t xml:space="preserve">  </w:t>
-      </w:r>
-      <w:r>
-        <w:rPr>
-          <w:rFonts w:ascii="Calibri" w:eastAsia="Calibri" w:hAnsi="Calibri" w:cs="Calibri"/>
-          <w:color w:val="222222"/>
-          <w:kern w:val="0"/>
-          <w:sz w:val="21"/>
-          <w:szCs w:val="21"/>
-          <w:lang w:eastAsia="en-GB"/>
-          <w14:ligatures w14:val="none"/>
-        </w:rPr>
-        <w:t>A user can log in and receive access + refresh tokens; refresh rotates on use.</w:t>
-      </w:r>
-    </w:p>
-    <w:p>
-      <w:pPr>
-        <w:spacing w:after="50" w:line="240" w:lineRule="auto"/>
-        <w:ind w:left="460" w:hanging="240"/>
-        <w:rPr>
-          <w:rFonts w:ascii="Calibri" w:eastAsia="Calibri" w:hAnsi="Calibri" w:cs="Calibri"/>
-          <w:kern w:val="0"/>
-          <w:sz w:val="20"/>
-          <w:szCs w:val="20"/>
-          <w:lang w:eastAsia="en-GB"/>
-          <w14:ligatures w14:val="none"/>
-        </w:rPr>
-      </w:pPr>
-      <w:r>
-        <w:rPr>
-          <w:rFonts w:ascii="Segoe UI Symbol" w:eastAsia="Calibri" w:hAnsi="Segoe UI Symbol" w:cs="Segoe UI Symbol"/>
-          <w:b/>
-          <w:bCs/>
-          <w:color w:val="1E7A46"/>
-          <w:kern w:val="0"/>
-          <w:sz w:val="21"/>
-          <w:szCs w:val="21"/>
-          <w:lang w:eastAsia="en-GB"/>
-          <w14:ligatures w14:val="none"/>
-        </w:rPr>
-        <w:t>✓</w:t>
-      </w:r>
-      <w:r>
-        <w:rPr>
-          <w:rFonts w:ascii="Calibri" w:eastAsia="Calibri" w:hAnsi="Calibri" w:cs="Calibri"/>
-          <w:b/>
-          <w:bCs/>
-          <w:color w:val="1E7A46"/>
-          <w:kern w:val="0"/>
-          <w:sz w:val="21"/>
-          <w:szCs w:val="21"/>
-          <w:lang w:eastAsia="en-GB"/>
-          <w14:ligatures w14:val="none"/>
-        </w:rPr>
-        <w:t xml:space="preserve">  </w:t>
-      </w:r>
-      <w:r>
-        <w:rPr>
-          <w:rFonts w:ascii="Calibri" w:eastAsia="Calibri" w:hAnsi="Calibri" w:cs="Calibri"/>
-          <w:color w:val="222222"/>
-          <w:kern w:val="0"/>
-          <w:sz w:val="21"/>
-          <w:szCs w:val="21"/>
-          <w:lang w:eastAsia="en-GB"/>
-          <w14:ligatures w14:val="none"/>
-        </w:rPr>
-        <w:t>A reused refresh token invalidates the session family.</w:t>
-      </w:r>
-    </w:p>
-    <w:p>
-      <w:pPr>
-        <w:spacing w:after="50" w:line="240" w:lineRule="auto"/>
-        <w:ind w:left="460" w:hanging="240"/>
-        <w:rPr>
-          <w:rFonts w:ascii="Calibri" w:eastAsia="Calibri" w:hAnsi="Calibri" w:cs="Calibri"/>
-          <w:kern w:val="0"/>
-          <w:sz w:val="20"/>
-          <w:szCs w:val="20"/>
-          <w:lang w:eastAsia="en-GB"/>
-          <w14:ligatures w14:val="none"/>
-        </w:rPr>
-      </w:pPr>
-      <w:r>
-        <w:rPr>
-          <w:rFonts w:ascii="Segoe UI Symbol" w:eastAsia="Calibri" w:hAnsi="Segoe UI Symbol" w:cs="Segoe UI Symbol"/>
-          <w:b/>
-          <w:bCs/>
-          <w:color w:val="1E7A46"/>
-          <w:kern w:val="0"/>
-          <w:sz w:val="21"/>
-          <w:szCs w:val="21"/>
-          <w:lang w:eastAsia="en-GB"/>
-          <w14:ligatures w14:val="none"/>
-        </w:rPr>
-        <w:t>✓</w:t>
-      </w:r>
-      <w:r>
-        <w:rPr>
-          <w:rFonts w:ascii="Calibri" w:eastAsia="Calibri" w:hAnsi="Calibri" w:cs="Calibri"/>
-          <w:b/>
-          <w:bCs/>
-          <w:color w:val="1E7A46"/>
-          <w:kern w:val="0"/>
-          <w:sz w:val="21"/>
-          <w:szCs w:val="21"/>
-          <w:lang w:eastAsia="en-GB"/>
-          <w14:ligatures w14:val="none"/>
-        </w:rPr>
-        <w:t xml:space="preserve">  </w:t>
-      </w:r>
-      <w:r>
-        <w:rPr>
-          <w:rFonts w:ascii="Calibri" w:eastAsia="Calibri" w:hAnsi="Calibri" w:cs="Calibri"/>
-          <w:color w:val="222222"/>
-          <w:kern w:val="0"/>
-          <w:sz w:val="21"/>
-          <w:szCs w:val="21"/>
-          <w:lang w:eastAsia="en-GB"/>
-          <w14:ligatures w14:val="none"/>
-        </w:rPr>
-        <w:t>Passwords are hashed with a modern algorithm; never logged or stored in plaintext.</w:t>
-      </w:r>
-    </w:p>
-    <w:p>
-      <w:pPr>
-        <w:spacing w:after="50" w:line="240" w:lineRule="auto"/>
-        <w:ind w:left="460" w:hanging="240"/>
-        <w:rPr>
-          <w:rFonts w:ascii="Calibri" w:eastAsia="Calibri" w:hAnsi="Calibri" w:cs="Calibri"/>
-          <w:kern w:val="0"/>
-          <w:sz w:val="20"/>
-          <w:szCs w:val="20"/>
-          <w:lang w:eastAsia="en-GB"/>
-          <w14:ligatures w14:val="none"/>
-        </w:rPr>
-      </w:pPr>
-      <w:r>
-        <w:rPr>
-          <w:rFonts w:ascii="Segoe UI Symbol" w:eastAsia="Calibri" w:hAnsi="Segoe UI Symbol" w:cs="Segoe UI Symbol"/>
-          <w:b/>
-          <w:bCs/>
-          <w:color w:val="1E7A46"/>
-          <w:kern w:val="0"/>
-          <w:sz w:val="21"/>
-          <w:szCs w:val="21"/>
-          <w:lang w:eastAsia="en-GB"/>
-          <w14:ligatures w14:val="none"/>
-        </w:rPr>
-        <w:lastRenderedPageBreak/>
-        <w:t>✓</w:t>
-      </w:r>
-      <w:r>
-        <w:rPr>
-          <w:rFonts w:ascii="Calibri" w:eastAsia="Calibri" w:hAnsi="Calibri" w:cs="Calibri"/>
-          <w:b/>
-          <w:bCs/>
-          <w:color w:val="1E7A46"/>
-          <w:kern w:val="0"/>
-          <w:sz w:val="21"/>
-          <w:szCs w:val="21"/>
-          <w:lang w:eastAsia="en-GB"/>
-          <w14:ligatures w14:val="none"/>
-        </w:rPr>
-        <w:t xml:space="preserve">  </w:t>
-      </w:r>
-      <w:r>
-        <w:rPr>
-          <w:rFonts w:ascii="Calibri" w:eastAsia="Calibri" w:hAnsi="Calibri" w:cs="Calibri"/>
-          <w:color w:val="222222"/>
-          <w:kern w:val="0"/>
-          <w:sz w:val="21"/>
-          <w:szCs w:val="21"/>
-          <w:lang w:eastAsia="en-GB"/>
-          <w14:ligatures w14:val="none"/>
-        </w:rPr>
-        <w:t>A request scoped to tenant A can never read tenant B data, even with a forged identifier.</w:t>
-      </w:r>
-    </w:p>
-    <w:p>
-      <w:pPr>
-        <w:spacing w:after="50" w:line="240" w:lineRule="auto"/>
-        <w:ind w:left="460" w:hanging="240"/>
-        <w:rPr>
-          <w:rFonts w:ascii="Calibri" w:eastAsia="Calibri" w:hAnsi="Calibri" w:cs="Calibri"/>
-          <w:kern w:val="0"/>
-          <w:sz w:val="20"/>
-          <w:szCs w:val="20"/>
-          <w:lang w:eastAsia="en-GB"/>
-          <w14:ligatures w14:val="none"/>
-        </w:rPr>
-      </w:pPr>
-      <w:r>
-        <w:rPr>
-          <w:rFonts w:ascii="Segoe UI Symbol" w:eastAsia="Calibri" w:hAnsi="Segoe UI Symbol" w:cs="Segoe UI Symbol"/>
-          <w:b/>
-          <w:bCs/>
-          <w:color w:val="1E7A46"/>
-          <w:kern w:val="0"/>
-          <w:sz w:val="21"/>
-          <w:szCs w:val="21"/>
-          <w:lang w:eastAsia="en-GB"/>
-          <w14:ligatures w14:val="none"/>
-        </w:rPr>
-        <w:t>✓</w:t>
-      </w:r>
-      <w:r>
-        <w:rPr>
-          <w:rFonts w:ascii="Calibri" w:eastAsia="Calibri" w:hAnsi="Calibri" w:cs="Calibri"/>
-          <w:b/>
-          <w:bCs/>
-          <w:color w:val="1E7A46"/>
-          <w:kern w:val="0"/>
-          <w:sz w:val="21"/>
-          <w:szCs w:val="21"/>
-          <w:lang w:eastAsia="en-GB"/>
-          <w14:ligatures w14:val="none"/>
-        </w:rPr>
-        <w:t xml:space="preserve">  </w:t>
-      </w:r>
-      <w:r>
-        <w:rPr>
-          <w:rFonts w:ascii="Calibri" w:eastAsia="Calibri" w:hAnsi="Calibri" w:cs="Calibri"/>
-          <w:color w:val="222222"/>
-          <w:kern w:val="0"/>
-          <w:sz w:val="21"/>
-          <w:szCs w:val="21"/>
-          <w:lang w:eastAsia="en-GB"/>
-          <w14:ligatures w14:val="none"/>
-        </w:rPr>
-        <w:t>Every endpoint enforces role- and tenant-scoped authorization server-side.</w:t>
-      </w:r>
-    </w:p>
-    <w:p>
-      <w:pPr>
-        <w:spacing w:after="50" w:line="240" w:lineRule="auto"/>
-        <w:ind w:left="460" w:hanging="240"/>
-        <w:rPr>
-          <w:rFonts w:ascii="Calibri" w:eastAsia="Calibri" w:hAnsi="Calibri" w:cs="Calibri"/>
-          <w:kern w:val="0"/>
-          <w:sz w:val="20"/>
-          <w:szCs w:val="20"/>
-          <w:lang w:eastAsia="en-GB"/>
-          <w14:ligatures w14:val="none"/>
-        </w:rPr>
-      </w:pPr>
-      <w:r>
-        <w:rPr>
-          <w:rFonts w:ascii="Segoe UI Symbol" w:eastAsia="Calibri" w:hAnsi="Segoe UI Symbol" w:cs="Segoe UI Symbol"/>
-          <w:b/>
-          <w:bCs/>
-          <w:color w:val="1E7A46"/>
-          <w:kern w:val="0"/>
-          <w:sz w:val="21"/>
-          <w:szCs w:val="21"/>
-          <w:lang w:eastAsia="en-GB"/>
-          <w14:ligatures w14:val="none"/>
-        </w:rPr>
-        <w:t>✓</w:t>
-      </w:r>
-      <w:r>
-        <w:rPr>
-          <w:rFonts w:ascii="Calibri" w:eastAsia="Calibri" w:hAnsi="Calibri" w:cs="Calibri"/>
-          <w:b/>
-          <w:bCs/>
-          <w:color w:val="1E7A46"/>
-          <w:kern w:val="0"/>
-          <w:sz w:val="21"/>
-          <w:szCs w:val="21"/>
-          <w:lang w:eastAsia="en-GB"/>
-          <w14:ligatures w14:val="none"/>
-        </w:rPr>
-        <w:t xml:space="preserve">  </w:t>
-      </w:r>
-      <w:r>
-        <w:rPr>
-          <w:rFonts w:ascii="Calibri" w:eastAsia="Calibri" w:hAnsi="Calibri" w:cs="Calibri"/>
-          <w:color w:val="222222"/>
-          <w:kern w:val="0"/>
-          <w:sz w:val="21"/>
-          <w:szCs w:val="21"/>
-          <w:lang w:eastAsia="en-GB"/>
-          <w14:ligatures w14:val="none"/>
-        </w:rPr>
-        <w:t>Every log line for a request carries the same correlation ID, and logs are structured (queryable properties, not flat strings).</w:t>
-      </w:r>
-    </w:p>
-    <w:p>
-      <w:pPr>
-        <w:spacing w:after="50" w:line="240" w:lineRule="auto"/>
-        <w:ind w:left="460" w:hanging="240"/>
-        <w:rPr>
-          <w:rFonts w:ascii="Calibri" w:eastAsia="Calibri" w:hAnsi="Calibri" w:cs="Calibri"/>
-          <w:kern w:val="0"/>
-          <w:sz w:val="20"/>
-          <w:szCs w:val="20"/>
-          <w:lang w:eastAsia="en-GB"/>
-          <w14:ligatures w14:val="none"/>
-        </w:rPr>
-      </w:pPr>
-      <w:r>
-        <w:rPr>
-          <w:rFonts w:ascii="Segoe UI Symbol" w:eastAsia="Calibri" w:hAnsi="Segoe UI Symbol" w:cs="Segoe UI Symbol"/>
-          <w:b/>
-          <w:bCs/>
-          <w:color w:val="1E7A46"/>
-          <w:kern w:val="0"/>
-          <w:sz w:val="21"/>
-          <w:szCs w:val="21"/>
-          <w:lang w:eastAsia="en-GB"/>
-          <w14:ligatures w14:val="none"/>
-        </w:rPr>
-        <w:t>✓</w:t>
-      </w:r>
-      <w:r>
-        <w:rPr>
-          <w:rFonts w:ascii="Calibri" w:eastAsia="Calibri" w:hAnsi="Calibri" w:cs="Calibri"/>
-          <w:b/>
-          <w:bCs/>
-          <w:color w:val="1E7A46"/>
-          <w:kern w:val="0"/>
-          <w:sz w:val="21"/>
-          <w:szCs w:val="21"/>
-          <w:lang w:eastAsia="en-GB"/>
-          <w14:ligatures w14:val="none"/>
-        </w:rPr>
-        <w:t xml:space="preserve">  </w:t>
-      </w:r>
-      <w:r>
-        <w:rPr>
-          <w:rFonts w:ascii="Calibri" w:eastAsia="Calibri" w:hAnsi="Calibri" w:cs="Calibri"/>
-          <w:color w:val="222222"/>
-          <w:kern w:val="0"/>
-          <w:sz w:val="21"/>
-          <w:szCs w:val="21"/>
-          <w:lang w:eastAsia="en-GB"/>
-          <w14:ligatures w14:val="none"/>
-        </w:rPr>
-        <w:t>An unhandled exception returns a clean problem response with a correlation ID — never a raw stack trace — and is logged once server-side.</w:t>
-      </w:r>
-    </w:p>
-    <w:p>
-      <w:pPr>
-        <w:spacing w:after="50" w:line="240" w:lineRule="auto"/>
-        <w:ind w:left="460" w:hanging="240"/>
-        <w:rPr>
-          <w:rFonts w:ascii="Calibri" w:eastAsia="Calibri" w:hAnsi="Calibri" w:cs="Calibri"/>
-          <w:kern w:val="0"/>
-          <w:sz w:val="20"/>
-          <w:szCs w:val="20"/>
-          <w:lang w:eastAsia="en-GB"/>
-          <w14:ligatures w14:val="none"/>
-        </w:rPr>
-      </w:pPr>
-      <w:r>
-        <w:rPr>
-          <w:rFonts w:ascii="Segoe UI Symbol" w:eastAsia="Calibri" w:hAnsi="Segoe UI Symbol" w:cs="Segoe UI Symbol"/>
-          <w:b/>
-          <w:bCs/>
-          <w:color w:val="1E7A46"/>
-          <w:kern w:val="0"/>
-          <w:sz w:val="21"/>
-          <w:szCs w:val="21"/>
-          <w:lang w:eastAsia="en-GB"/>
-          <w14:ligatures w14:val="none"/>
-        </w:rPr>
-        <w:t>✓</w:t>
-      </w:r>
-      <w:r>
-        <w:rPr>
-          <w:rFonts w:ascii="Calibri" w:eastAsia="Calibri" w:hAnsi="Calibri" w:cs="Calibri"/>
-          <w:b/>
-          <w:bCs/>
-          <w:color w:val="1E7A46"/>
-          <w:kern w:val="0"/>
-          <w:sz w:val="21"/>
-          <w:szCs w:val="21"/>
-          <w:lang w:eastAsia="en-GB"/>
-          <w14:ligatures w14:val="none"/>
-        </w:rPr>
-        <w:t xml:space="preserve">  </w:t>
-      </w:r>
-      <w:r>
-        <w:rPr>
-          <w:rFonts w:ascii="Calibri" w:eastAsia="Calibri" w:hAnsi="Calibri" w:cs="Calibri"/>
-          <w:color w:val="222222"/>
-          <w:kern w:val="0"/>
-          <w:sz w:val="21"/>
-          <w:szCs w:val="21"/>
-          <w:lang w:eastAsia="en-GB"/>
-          <w14:ligatures w14:val="none"/>
-        </w:rPr>
-        <w:t>Controllers dispatch through your mediator to handlers; no business logic lives in a controller.</w:t>
+          <w:sz w:val="21"/>
+          <w:szCs w:val="21"/>
+        </w:rPr>
+        <w:t xml:space="preserve">✓  </w:t>
+      </w:r>
+      <w:r>
+        <w:rPr>
+          <w:color w:val="222222"/>
+          <w:sz w:val="21"/>
+          <w:szCs w:val="21"/>
+        </w:rPr>
+        <w:t>An</w:t>
+      </w:r>
+      <w:proofErr w:type="gramEnd"/>
+      <w:r>
+        <w:rPr>
+          <w:color w:val="222222"/>
+          <w:sz w:val="21"/>
+          <w:szCs w:val="21"/>
+        </w:rPr>
+        <w:t xml:space="preserve"> invalid request is rejected by the </w:t>
+      </w:r>
+      <w:proofErr w:type="spellStart"/>
+      <w:r>
+        <w:rPr>
+          <w:color w:val="222222"/>
+          <w:sz w:val="21"/>
+          <w:szCs w:val="21"/>
+        </w:rPr>
+        <w:t>FluentValidation</w:t>
+      </w:r>
+      <w:proofErr w:type="spellEnd"/>
+      <w:r>
+        <w:rPr>
+          <w:color w:val="222222"/>
+          <w:sz w:val="21"/>
+          <w:szCs w:val="21"/>
+        </w:rPr>
+        <w:t xml:space="preserve"> pipeline </w:t>
+      </w:r>
+      <w:proofErr w:type="spellStart"/>
+      <w:r>
+        <w:rPr>
+          <w:color w:val="222222"/>
+          <w:sz w:val="21"/>
+          <w:szCs w:val="21"/>
+        </w:rPr>
+        <w:t>behavior</w:t>
+      </w:r>
+      <w:proofErr w:type="spellEnd"/>
+      <w:r>
+        <w:rPr>
+          <w:color w:val="222222"/>
+          <w:sz w:val="21"/>
+          <w:szCs w:val="21"/>
+        </w:rPr>
+        <w:t xml:space="preserve"> before the handler runs, returning a 400 with field-level errors.</w:t>
       </w:r>
     </w:p>
     <w:p/>
@@ -2974,7 +3366,7 @@
 </file>
 
 <file path=word/endnotes.xml><?xml version="1.0" encoding="utf-8"?>
-<w:endnotes xmlns:wpc="http://schemas.microsoft.com/office/word/2010/wordprocessingCanvas" xmlns:cx="http://schemas.microsoft.com/office/drawing/2014/chartex" xmlns:cx1="http://schemas.microsoft.com/office/drawing/2015/9/8/chartex" xmlns:cx2="http://schemas.microsoft.com/office/drawing/2015/10/21/chartex" xmlns:cx3="http://schemas.microsoft.com/office/drawing/2016/5/9/chartex" xmlns:cx4="http://schemas.microsoft.com/office/drawing/2016/5/10/chartex" xmlns:cx5="http://schemas.microsoft.com/office/drawing/2016/5/11/chartex" xmlns:cx6="http://schemas.microsoft.com/office/drawing/2016/5/12/chartex" xmlns:cx7="http://schemas.microsoft.com/office/drawing/2016/5/13/chartex" xmlns:cx8="http://schemas.microsoft.com/office/drawing/2016/5/14/chartex" xmlns:mc="http://schemas.openxmlformats.org/markup-compatibility/2006" xmlns:aink="http://schemas.microsoft.com/office/drawing/2016/ink" xmlns:am3d="http://schemas.microsoft.com/office/drawing/2017/model3d" xmlns:o="urn:schemas-microsoft-com:office:office" xmlns:oel="http://schemas.microsoft.com/office/2019/extlst" xmlns:r="http://schemas.openxmlformats.org/officeDocument/2006/relationships" xmlns:m="http://schemas.openxmlformats.org/officeDocument/2006/math" xmlns:v="urn:schemas-microsoft-com:vml" xmlns:wp14="http://schemas.microsoft.com/office/word/2010/wordprocessingDrawing" xmlns:wp="http://schemas.openxmlformats.org/drawingml/2006/wordprocessingDrawing" xmlns:w10="urn:schemas-microsoft-com:office:word" xmlns:w="http://schemas.openxmlformats.org/wordprocessingml/2006/main" xmlns:w14="http://schemas.microsoft.com/office/word/2010/wordml" xmlns:w15="http://schemas.microsoft.com/office/word/2012/wordml" xmlns:w16cei="http://schemas.microsoft.com/office/word/2026/wordml/cei" xmlns:w16cex="http://schemas.microsoft.com/office/word/2018/wordml/cex" xmlns:w16cid="http://schemas.microsoft.com/office/word/2016/wordml/cid" xmlns:w16="http://schemas.microsoft.com/office/word/2018/wordml" xmlns:w16du="http://schemas.microsoft.com/office/word/2023/wordml/word16du" xmlns:w16sdtdh="http://schemas.microsoft.com/office/word/2020/wordml/sdtdatahash" xmlns:w16sdtfl="http://schemas.microsoft.com/office/word/2024/wordml/sdtformatlock" xmlns:w16se="http://schemas.microsoft.com/office/word/2015/wordml/symex" xmlns:wpg="http://schemas.microsoft.com/office/word/2010/wordprocessingGroup" xmlns:wpi="http://schemas.microsoft.com/office/word/2010/wordprocessingInk" xmlns:wne="http://schemas.microsoft.com/office/word/2006/wordml" xmlns:wps="http://schemas.microsoft.com/office/word/2010/wordprocessingShape" mc:Ignorable="w14 w15 w16se w16cid w16 w16cex w16sdtdh w16sdtfl w16du wp14">
+<w:endnotes xmlns:wpc="http://schemas.microsoft.com/office/word/2010/wordprocessingCanvas" xmlns:cx="http://schemas.microsoft.com/office/drawing/2014/chartex" xmlns:cx1="http://schemas.microsoft.com/office/drawing/2015/9/8/chartex" xmlns:cx2="http://schemas.microsoft.com/office/drawing/2015/10/21/chartex" xmlns:cx3="http://schemas.microsoft.com/office/drawing/2016/5/9/chartex" xmlns:cx4="http://schemas.microsoft.com/office/drawing/2016/5/10/chartex" xmlns:cx5="http://schemas.microsoft.com/office/drawing/2016/5/11/chartex" xmlns:cx6="http://schemas.microsoft.com/office/drawing/2016/5/12/chartex" xmlns:cx7="http://schemas.microsoft.com/office/drawing/2016/5/13/chartex" xmlns:cx8="http://schemas.microsoft.com/office/drawing/2016/5/14/chartex" xmlns:mc="http://schemas.openxmlformats.org/markup-compatibility/2006" xmlns:aink="http://schemas.microsoft.com/office/drawing/2016/ink" xmlns:am3d="http://schemas.microsoft.com/office/drawing/2017/model3d" xmlns:o="urn:schemas-microsoft-com:office:office" xmlns:oel="http://schemas.microsoft.com/office/2019/extlst" xmlns:r="http://schemas.openxmlformats.org/officeDocument/2006/relationships" xmlns:m="http://schemas.openxmlformats.org/officeDocument/2006/math" xmlns:v="urn:schemas-microsoft-com:vml" xmlns:wp14="http://schemas.microsoft.com/office/word/2010/wordprocessingDrawing" xmlns:wp="http://schemas.openxmlformats.org/drawingml/2006/wordprocessingDrawing" xmlns:w10="urn:schemas-microsoft-com:office:word" xmlns:w="http://schemas.openxmlformats.org/wordprocessingml/2006/main" xmlns:w14="http://schemas.microsoft.com/office/word/2010/wordml" xmlns:w15="http://schemas.microsoft.com/office/word/2012/wordml" xmlns:w16cex="http://schemas.microsoft.com/office/word/2018/wordml/cex" xmlns:w16cid="http://schemas.microsoft.com/office/word/2016/wordml/cid" xmlns:w16="http://schemas.microsoft.com/office/word/2018/wordml" xmlns:w16du="http://schemas.microsoft.com/office/word/2023/wordml/word16du" xmlns:w16sdtdh="http://schemas.microsoft.com/office/word/2020/wordml/sdtdatahash" xmlns:w16sdtfl="http://schemas.microsoft.com/office/word/2024/wordml/sdtformatlock" xmlns:w16se="http://schemas.microsoft.com/office/word/2015/wordml/symex" xmlns:wpg="http://schemas.microsoft.com/office/word/2010/wordprocessingGroup" xmlns:wpi="http://schemas.microsoft.com/office/word/2010/wordprocessingInk" xmlns:wne="http://schemas.microsoft.com/office/word/2006/wordml" xmlns:wps="http://schemas.microsoft.com/office/word/2010/wordprocessingShape" mc:Ignorable="w14 w15 w16se w16cid w16 w16cex w16sdtdh w16sdtfl w16du wp14">
   <w:endnote w:type="separator" w:id="-1">
     <w:p>
       <w:pPr>
@@ -2999,7 +3391,7 @@
 </file>
 
 <file path=word/footnotes.xml><?xml version="1.0" encoding="utf-8"?>
-<w:footnotes xmlns:wpc="http://schemas.microsoft.com/office/word/2010/wordprocessingCanvas" xmlns:cx="http://schemas.microsoft.com/office/drawing/2014/chartex" xmlns:cx1="http://schemas.microsoft.com/office/drawing/2015/9/8/chartex" xmlns:cx2="http://schemas.microsoft.com/office/drawing/2015/10/21/chartex" xmlns:cx3="http://schemas.microsoft.com/office/drawing/2016/5/9/chartex" xmlns:cx4="http://schemas.microsoft.com/office/drawing/2016/5/10/chartex" xmlns:cx5="http://schemas.microsoft.com/office/drawing/2016/5/11/chartex" xmlns:cx6="http://schemas.microsoft.com/office/drawing/2016/5/12/chartex" xmlns:cx7="http://schemas.microsoft.com/office/drawing/2016/5/13/chartex" xmlns:cx8="http://schemas.microsoft.com/office/drawing/2016/5/14/chartex" xmlns:mc="http://schemas.openxmlformats.org/markup-compatibility/2006" xmlns:aink="http://schemas.microsoft.com/office/drawing/2016/ink" xmlns:am3d="http://schemas.microsoft.com/office/drawing/2017/model3d" xmlns:o="urn:schemas-microsoft-com:office:office" xmlns:oel="http://schemas.microsoft.com/office/2019/extlst" xmlns:r="http://schemas.openxmlformats.org/officeDocument/2006/relationships" xmlns:m="http://schemas.openxmlformats.org/officeDocument/2006/math" xmlns:v="urn:schemas-microsoft-com:vml" xmlns:wp14="http://schemas.microsoft.com/office/word/2010/wordprocessingDrawing" xmlns:wp="http://schemas.openxmlformats.org/drawingml/2006/wordprocessingDrawing" xmlns:w10="urn:schemas-microsoft-com:office:word" xmlns:w="http://schemas.openxmlformats.org/wordprocessingml/2006/main" xmlns:w14="http://schemas.microsoft.com/office/word/2010/wordml" xmlns:w15="http://schemas.microsoft.com/office/word/2012/wordml" xmlns:w16cei="http://schemas.microsoft.com/office/word/2026/wordml/cei" xmlns:w16cex="http://schemas.microsoft.com/office/word/2018/wordml/cex" xmlns:w16cid="http://schemas.microsoft.com/office/word/2016/wordml/cid" xmlns:w16="http://schemas.microsoft.com/office/word/2018/wordml" xmlns:w16du="http://schemas.microsoft.com/office/word/2023/wordml/word16du" xmlns:w16sdtdh="http://schemas.microsoft.com/office/word/2020/wordml/sdtdatahash" xmlns:w16sdtfl="http://schemas.microsoft.com/office/word/2024/wordml/sdtformatlock" xmlns:w16se="http://schemas.microsoft.com/office/word/2015/wordml/symex" xmlns:wpg="http://schemas.microsoft.com/office/word/2010/wordprocessingGroup" xmlns:wpi="http://schemas.microsoft.com/office/word/2010/wordprocessingInk" xmlns:wne="http://schemas.microsoft.com/office/word/2006/wordml" xmlns:wps="http://schemas.microsoft.com/office/word/2010/wordprocessingShape" mc:Ignorable="w14 w15 w16se w16cid w16 w16cex w16sdtdh w16sdtfl w16du wp14">
+<w:footnotes xmlns:wpc="http://schemas.microsoft.com/office/word/2010/wordprocessingCanvas" xmlns:cx="http://schemas.microsoft.com/office/drawing/2014/chartex" xmlns:cx1="http://schemas.microsoft.com/office/drawing/2015/9/8/chartex" xmlns:cx2="http://schemas.microsoft.com/office/drawing/2015/10/21/chartex" xmlns:cx3="http://schemas.microsoft.com/office/drawing/2016/5/9/chartex" xmlns:cx4="http://schemas.microsoft.com/office/drawing/2016/5/10/chartex" xmlns:cx5="http://schemas.microsoft.com/office/drawing/2016/5/11/chartex" xmlns:cx6="http://schemas.microsoft.com/office/drawing/2016/5/12/chartex" xmlns:cx7="http://schemas.microsoft.com/office/drawing/2016/5/13/chartex" xmlns:cx8="http://schemas.microsoft.com/office/drawing/2016/5/14/chartex" xmlns:mc="http://schemas.openxmlformats.org/markup-compatibility/2006" xmlns:aink="http://schemas.microsoft.com/office/drawing/2016/ink" xmlns:am3d="http://schemas.microsoft.com/office/drawing/2017/model3d" xmlns:o="urn:schemas-microsoft-com:office:office" xmlns:oel="http://schemas.microsoft.com/office/2019/extlst" xmlns:r="http://schemas.openxmlformats.org/officeDocument/2006/relationships" xmlns:m="http://schemas.openxmlformats.org/officeDocument/2006/math" xmlns:v="urn:schemas-microsoft-com:vml" xmlns:wp14="http://schemas.microsoft.com/office/word/2010/wordprocessingDrawing" xmlns:wp="http://schemas.openxmlformats.org/drawingml/2006/wordprocessingDrawing" xmlns:w10="urn:schemas-microsoft-com:office:word" xmlns:w="http://schemas.openxmlformats.org/wordprocessingml/2006/main" xmlns:w14="http://schemas.microsoft.com/office/word/2010/wordml" xmlns:w15="http://schemas.microsoft.com/office/word/2012/wordml" xmlns:w16cex="http://schemas.microsoft.com/office/word/2018/wordml/cex" xmlns:w16cid="http://schemas.microsoft.com/office/word/2016/wordml/cid" xmlns:w16="http://schemas.microsoft.com/office/word/2018/wordml" xmlns:w16du="http://schemas.microsoft.com/office/word/2023/wordml/word16du" xmlns:w16sdtdh="http://schemas.microsoft.com/office/word/2020/wordml/sdtdatahash" xmlns:w16sdtfl="http://schemas.microsoft.com/office/word/2024/wordml/sdtformatlock" xmlns:w16se="http://schemas.microsoft.com/office/word/2015/wordml/symex" xmlns:wpg="http://schemas.microsoft.com/office/word/2010/wordprocessingGroup" xmlns:wpi="http://schemas.microsoft.com/office/word/2010/wordprocessingInk" xmlns:wne="http://schemas.microsoft.com/office/word/2006/wordml" xmlns:wps="http://schemas.microsoft.com/office/word/2010/wordprocessingShape" mc:Ignorable="w14 w15 w16se w16cid w16 w16cex w16sdtdh w16sdtfl w16du wp14">
   <w:footnote w:type="separator" w:id="-1">
     <w:p>
       <w:pPr>
@@ -3024,7 +3416,7 @@
 </file>
 
 <file path=word/header1.xml><?xml version="1.0" encoding="utf-8"?>
-<w:hdr xmlns:wpc="http://schemas.microsoft.com/office/word/2010/wordprocessingCanvas" xmlns:cx="http://schemas.microsoft.com/office/drawing/2014/chartex" xmlns:cx1="http://schemas.microsoft.com/office/drawing/2015/9/8/chartex" xmlns:cx2="http://schemas.microsoft.com/office/drawing/2015/10/21/chartex" xmlns:cx3="http://schemas.microsoft.com/office/drawing/2016/5/9/chartex" xmlns:cx4="http://schemas.microsoft.com/office/drawing/2016/5/10/chartex" xmlns:cx5="http://schemas.microsoft.com/office/drawing/2016/5/11/chartex" xmlns:cx6="http://schemas.microsoft.com/office/drawing/2016/5/12/chartex" xmlns:cx7="http://schemas.microsoft.com/office/drawing/2016/5/13/chartex" xmlns:cx8="http://schemas.microsoft.com/office/drawing/2016/5/14/chartex" xmlns:mc="http://schemas.openxmlformats.org/markup-compatibility/2006" xmlns:aink="http://schemas.microsoft.com/office/drawing/2016/ink" xmlns:am3d="http://schemas.microsoft.com/office/drawing/2017/model3d" xmlns:o="urn:schemas-microsoft-com:office:office" xmlns:oel="http://schemas.microsoft.com/office/2019/extlst" xmlns:r="http://schemas.openxmlformats.org/officeDocument/2006/relationships" xmlns:m="http://schemas.openxmlformats.org/officeDocument/2006/math" xmlns:v="urn:schemas-microsoft-com:vml" xmlns:wp14="http://schemas.microsoft.com/office/word/2010/wordprocessingDrawing" xmlns:wp="http://schemas.openxmlformats.org/drawingml/2006/wordprocessingDrawing" xmlns:w10="urn:schemas-microsoft-com:office:word" xmlns:w="http://schemas.openxmlformats.org/wordprocessingml/2006/main" xmlns:w14="http://schemas.microsoft.com/office/word/2010/wordml" xmlns:w15="http://schemas.microsoft.com/office/word/2012/wordml" xmlns:w16cei="http://schemas.microsoft.com/office/word/2026/wordml/cei" xmlns:w16cex="http://schemas.microsoft.com/office/word/2018/wordml/cex" xmlns:w16cid="http://schemas.microsoft.com/office/word/2016/wordml/cid" xmlns:w16="http://schemas.microsoft.com/office/word/2018/wordml" xmlns:w16du="http://schemas.microsoft.com/office/word/2023/wordml/word16du" xmlns:w16sdtdh="http://schemas.microsoft.com/office/word/2020/wordml/sdtdatahash" xmlns:w16sdtfl="http://schemas.microsoft.com/office/word/2024/wordml/sdtformatlock" xmlns:w16se="http://schemas.microsoft.com/office/word/2015/wordml/symex" xmlns:wpg="http://schemas.microsoft.com/office/word/2010/wordprocessingGroup" xmlns:wpi="http://schemas.microsoft.com/office/word/2010/wordprocessingInk" xmlns:wne="http://schemas.microsoft.com/office/word/2006/wordml" xmlns:wps="http://schemas.microsoft.com/office/word/2010/wordprocessingShape" mc:Ignorable="w14 w15 w16se w16cid w16 w16cex w16sdtdh w16sdtfl w16du wp14">
+<w:hdr xmlns:wpc="http://schemas.microsoft.com/office/word/2010/wordprocessingCanvas" xmlns:cx="http://schemas.microsoft.com/office/drawing/2014/chartex" xmlns:cx1="http://schemas.microsoft.com/office/drawing/2015/9/8/chartex" xmlns:cx2="http://schemas.microsoft.com/office/drawing/2015/10/21/chartex" xmlns:cx3="http://schemas.microsoft.com/office/drawing/2016/5/9/chartex" xmlns:cx4="http://schemas.microsoft.com/office/drawing/2016/5/10/chartex" xmlns:cx5="http://schemas.microsoft.com/office/drawing/2016/5/11/chartex" xmlns:cx6="http://schemas.microsoft.com/office/drawing/2016/5/12/chartex" xmlns:cx7="http://schemas.microsoft.com/office/drawing/2016/5/13/chartex" xmlns:cx8="http://schemas.microsoft.com/office/drawing/2016/5/14/chartex" xmlns:mc="http://schemas.openxmlformats.org/markup-compatibility/2006" xmlns:aink="http://schemas.microsoft.com/office/drawing/2016/ink" xmlns:am3d="http://schemas.microsoft.com/office/drawing/2017/model3d" xmlns:o="urn:schemas-microsoft-com:office:office" xmlns:oel="http://schemas.microsoft.com/office/2019/extlst" xmlns:r="http://schemas.openxmlformats.org/officeDocument/2006/relationships" xmlns:m="http://schemas.openxmlformats.org/officeDocument/2006/math" xmlns:v="urn:schemas-microsoft-com:vml" xmlns:wp14="http://schemas.microsoft.com/office/word/2010/wordprocessingDrawing" xmlns:wp="http://schemas.openxmlformats.org/drawingml/2006/wordprocessingDrawing" xmlns:w10="urn:schemas-microsoft-com:office:word" xmlns:w="http://schemas.openxmlformats.org/wordprocessingml/2006/main" xmlns:w14="http://schemas.microsoft.com/office/word/2010/wordml" xmlns:w15="http://schemas.microsoft.com/office/word/2012/wordml" xmlns:w16cex="http://schemas.microsoft.com/office/word/2018/wordml/cex" xmlns:w16cid="http://schemas.microsoft.com/office/word/2016/wordml/cid" xmlns:w16="http://schemas.microsoft.com/office/word/2018/wordml" xmlns:w16du="http://schemas.microsoft.com/office/word/2023/wordml/word16du" xmlns:w16sdtdh="http://schemas.microsoft.com/office/word/2020/wordml/sdtdatahash" xmlns:w16sdtfl="http://schemas.microsoft.com/office/word/2024/wordml/sdtformatlock" xmlns:w16se="http://schemas.microsoft.com/office/word/2015/wordml/symex" xmlns:wpg="http://schemas.microsoft.com/office/word/2010/wordprocessingGroup" xmlns:wpi="http://schemas.microsoft.com/office/word/2010/wordprocessingInk" xmlns:wne="http://schemas.microsoft.com/office/word/2006/wordml" xmlns:wps="http://schemas.microsoft.com/office/word/2010/wordprocessingShape" mc:Ignorable="w14 w15 w16se w16cid w16 w16cex w16sdtdh w16sdtfl w16du wp14">
   <w:p>
     <w:pPr>
       <w:pStyle w:val="Header"/>
@@ -3110,7 +3502,7 @@
             </wp:anchor>
           </w:drawing>
         </mc:Choice>
-        <mc:Fallback>
+        <mc:Fallback xmlns:w16cei="http://schemas.microsoft.com/office/word/2026/wordml/cei">
           <w:pict>
             <v:shapetype w14:anchorId="4731009D" id="_x0000_t202" coordsize="21600,21600" o:spt="202" path="m,l,21600r21600,l21600,xe">
               <v:stroke joinstyle="miter"/>
@@ -3155,7 +3547,7 @@
 </file>
 
 <file path=word/header2.xml><?xml version="1.0" encoding="utf-8"?>
-<w:hdr xmlns:wpc="http://schemas.microsoft.com/office/word/2010/wordprocessingCanvas" xmlns:cx="http://schemas.microsoft.com/office/drawing/2014/chartex" xmlns:cx1="http://schemas.microsoft.com/office/drawing/2015/9/8/chartex" xmlns:cx2="http://schemas.microsoft.com/office/drawing/2015/10/21/chartex" xmlns:cx3="http://schemas.microsoft.com/office/drawing/2016/5/9/chartex" xmlns:cx4="http://schemas.microsoft.com/office/drawing/2016/5/10/chartex" xmlns:cx5="http://schemas.microsoft.com/office/drawing/2016/5/11/chartex" xmlns:cx6="http://schemas.microsoft.com/office/drawing/2016/5/12/chartex" xmlns:cx7="http://schemas.microsoft.com/office/drawing/2016/5/13/chartex" xmlns:cx8="http://schemas.microsoft.com/office/drawing/2016/5/14/chartex" xmlns:mc="http://schemas.openxmlformats.org/markup-compatibility/2006" xmlns:aink="http://schemas.microsoft.com/office/drawing/2016/ink" xmlns:am3d="http://schemas.microsoft.com/office/drawing/2017/model3d" xmlns:o="urn:schemas-microsoft-com:office:office" xmlns:oel="http://schemas.microsoft.com/office/2019/extlst" xmlns:r="http://schemas.openxmlformats.org/officeDocument/2006/relationships" xmlns:m="http://schemas.openxmlformats.org/officeDocument/2006/math" xmlns:v="urn:schemas-microsoft-com:vml" xmlns:wp14="http://schemas.microsoft.com/office/word/2010/wordprocessingDrawing" xmlns:wp="http://schemas.openxmlformats.org/drawingml/2006/wordprocessingDrawing" xmlns:w10="urn:schemas-microsoft-com:office:word" xmlns:w="http://schemas.openxmlformats.org/wordprocessingml/2006/main" xmlns:w14="http://schemas.microsoft.com/office/word/2010/wordml" xmlns:w15="http://schemas.microsoft.com/office/word/2012/wordml" xmlns:w16cei="http://schemas.microsoft.com/office/word/2026/wordml/cei" xmlns:w16cex="http://schemas.microsoft.com/office/word/2018/wordml/cex" xmlns:w16cid="http://schemas.microsoft.com/office/word/2016/wordml/cid" xmlns:w16="http://schemas.microsoft.com/office/word/2018/wordml" xmlns:w16du="http://schemas.microsoft.com/office/word/2023/wordml/word16du" xmlns:w16sdtdh="http://schemas.microsoft.com/office/word/2020/wordml/sdtdatahash" xmlns:w16sdtfl="http://schemas.microsoft.com/office/word/2024/wordml/sdtformatlock" xmlns:w16se="http://schemas.microsoft.com/office/word/2015/wordml/symex" xmlns:wpg="http://schemas.microsoft.com/office/word/2010/wordprocessingGroup" xmlns:wpi="http://schemas.microsoft.com/office/word/2010/wordprocessingInk" xmlns:wne="http://schemas.microsoft.com/office/word/2006/wordml" xmlns:wps="http://schemas.microsoft.com/office/word/2010/wordprocessingShape" mc:Ignorable="w14 w15 w16se w16cid w16 w16cex w16sdtdh w16sdtfl w16du wp14">
+<w:hdr xmlns:wpc="http://schemas.microsoft.com/office/word/2010/wordprocessingCanvas" xmlns:cx="http://schemas.microsoft.com/office/drawing/2014/chartex" xmlns:cx1="http://schemas.microsoft.com/office/drawing/2015/9/8/chartex" xmlns:cx2="http://schemas.microsoft.com/office/drawing/2015/10/21/chartex" xmlns:cx3="http://schemas.microsoft.com/office/drawing/2016/5/9/chartex" xmlns:cx4="http://schemas.microsoft.com/office/drawing/2016/5/10/chartex" xmlns:cx5="http://schemas.microsoft.com/office/drawing/2016/5/11/chartex" xmlns:cx6="http://schemas.microsoft.com/office/drawing/2016/5/12/chartex" xmlns:cx7="http://schemas.microsoft.com/office/drawing/2016/5/13/chartex" xmlns:cx8="http://schemas.microsoft.com/office/drawing/2016/5/14/chartex" xmlns:mc="http://schemas.openxmlformats.org/markup-compatibility/2006" xmlns:aink="http://schemas.microsoft.com/office/drawing/2016/ink" xmlns:am3d="http://schemas.microsoft.com/office/drawing/2017/model3d" xmlns:o="urn:schemas-microsoft-com:office:office" xmlns:oel="http://schemas.microsoft.com/office/2019/extlst" xmlns:r="http://schemas.openxmlformats.org/officeDocument/2006/relationships" xmlns:m="http://schemas.openxmlformats.org/officeDocument/2006/math" xmlns:v="urn:schemas-microsoft-com:vml" xmlns:wp14="http://schemas.microsoft.com/office/word/2010/wordprocessingDrawing" xmlns:wp="http://schemas.openxmlformats.org/drawingml/2006/wordprocessingDrawing" xmlns:w10="urn:schemas-microsoft-com:office:word" xmlns:w="http://schemas.openxmlformats.org/wordprocessingml/2006/main" xmlns:w14="http://schemas.microsoft.com/office/word/2010/wordml" xmlns:w15="http://schemas.microsoft.com/office/word/2012/wordml" xmlns:w16cex="http://schemas.microsoft.com/office/word/2018/wordml/cex" xmlns:w16cid="http://schemas.microsoft.com/office/word/2016/wordml/cid" xmlns:w16="http://schemas.microsoft.com/office/word/2018/wordml" xmlns:w16du="http://schemas.microsoft.com/office/word/2023/wordml/word16du" xmlns:w16sdtdh="http://schemas.microsoft.com/office/word/2020/wordml/sdtdatahash" xmlns:w16sdtfl="http://schemas.microsoft.com/office/word/2024/wordml/sdtformatlock" xmlns:w16se="http://schemas.microsoft.com/office/word/2015/wordml/symex" xmlns:wpg="http://schemas.microsoft.com/office/word/2010/wordprocessingGroup" xmlns:wpi="http://schemas.microsoft.com/office/word/2010/wordprocessingInk" xmlns:wne="http://schemas.microsoft.com/office/word/2006/wordml" xmlns:wps="http://schemas.microsoft.com/office/word/2010/wordprocessingShape" mc:Ignorable="w14 w15 w16se w16cid w16 w16cex w16sdtdh w16sdtfl w16du wp14">
   <w:p>
     <w:pPr>
       <w:pStyle w:val="Header"/>
@@ -3241,7 +3633,7 @@
             </wp:anchor>
           </w:drawing>
         </mc:Choice>
-        <mc:Fallback>
+        <mc:Fallback xmlns:w16cei="http://schemas.microsoft.com/office/word/2026/wordml/cei">
           <w:pict>
             <v:shapetype w14:anchorId="0564EFAD" id="_x0000_t202" coordsize="21600,21600" o:spt="202" path="m,l,21600r21600,l21600,xe">
               <v:stroke joinstyle="miter"/>
@@ -3286,7 +3678,7 @@
 </file>
 
 <file path=word/header3.xml><?xml version="1.0" encoding="utf-8"?>
-<w:hdr xmlns:wpc="http://schemas.microsoft.com/office/word/2010/wordprocessingCanvas" xmlns:cx="http://schemas.microsoft.com/office/drawing/2014/chartex" xmlns:cx1="http://schemas.microsoft.com/office/drawing/2015/9/8/chartex" xmlns:cx2="http://schemas.microsoft.com/office/drawing/2015/10/21/chartex" xmlns:cx3="http://schemas.microsoft.com/office/drawing/2016/5/9/chartex" xmlns:cx4="http://schemas.microsoft.com/office/drawing/2016/5/10/chartex" xmlns:cx5="http://schemas.microsoft.com/office/drawing/2016/5/11/chartex" xmlns:cx6="http://schemas.microsoft.com/office/drawing/2016/5/12/chartex" xmlns:cx7="http://schemas.microsoft.com/office/drawing/2016/5/13/chartex" xmlns:cx8="http://schemas.microsoft.com/office/drawing/2016/5/14/chartex" xmlns:mc="http://schemas.openxmlformats.org/markup-compatibility/2006" xmlns:aink="http://schemas.microsoft.com/office/drawing/2016/ink" xmlns:am3d="http://schemas.microsoft.com/office/drawing/2017/model3d" xmlns:o="urn:schemas-microsoft-com:office:office" xmlns:oel="http://schemas.microsoft.com/office/2019/extlst" xmlns:r="http://schemas.openxmlformats.org/officeDocument/2006/relationships" xmlns:m="http://schemas.openxmlformats.org/officeDocument/2006/math" xmlns:v="urn:schemas-microsoft-com:vml" xmlns:wp14="http://schemas.microsoft.com/office/word/2010/wordprocessingDrawing" xmlns:wp="http://schemas.openxmlformats.org/drawingml/2006/wordprocessingDrawing" xmlns:w10="urn:schemas-microsoft-com:office:word" xmlns:w="http://schemas.openxmlformats.org/wordprocessingml/2006/main" xmlns:w14="http://schemas.microsoft.com/office/word/2010/wordml" xmlns:w15="http://schemas.microsoft.com/office/word/2012/wordml" xmlns:w16cei="http://schemas.microsoft.com/office/word/2026/wordml/cei" xmlns:w16cex="http://schemas.microsoft.com/office/word/2018/wordml/cex" xmlns:w16cid="http://schemas.microsoft.com/office/word/2016/wordml/cid" xmlns:w16="http://schemas.microsoft.com/office/word/2018/wordml" xmlns:w16du="http://schemas.microsoft.com/office/word/2023/wordml/word16du" xmlns:w16sdtdh="http://schemas.microsoft.com/office/word/2020/wordml/sdtdatahash" xmlns:w16sdtfl="http://schemas.microsoft.com/office/word/2024/wordml/sdtformatlock" xmlns:w16se="http://schemas.microsoft.com/office/word/2015/wordml/symex" xmlns:wpg="http://schemas.microsoft.com/office/word/2010/wordprocessingGroup" xmlns:wpi="http://schemas.microsoft.com/office/word/2010/wordprocessingInk" xmlns:wne="http://schemas.microsoft.com/office/word/2006/wordml" xmlns:wps="http://schemas.microsoft.com/office/word/2010/wordprocessingShape" mc:Ignorable="w14 w15 w16se w16cid w16 w16cex w16sdtdh w16sdtfl w16du wp14">
+<w:hdr xmlns:wpc="http://schemas.microsoft.com/office/word/2010/wordprocessingCanvas" xmlns:cx="http://schemas.microsoft.com/office/drawing/2014/chartex" xmlns:cx1="http://schemas.microsoft.com/office/drawing/2015/9/8/chartex" xmlns:cx2="http://schemas.microsoft.com/office/drawing/2015/10/21/chartex" xmlns:cx3="http://schemas.microsoft.com/office/drawing/2016/5/9/chartex" xmlns:cx4="http://schemas.microsoft.com/office/drawing/2016/5/10/chartex" xmlns:cx5="http://schemas.microsoft.com/office/drawing/2016/5/11/chartex" xmlns:cx6="http://schemas.microsoft.com/office/drawing/2016/5/12/chartex" xmlns:cx7="http://schemas.microsoft.com/office/drawing/2016/5/13/chartex" xmlns:cx8="http://schemas.microsoft.com/office/drawing/2016/5/14/chartex" xmlns:mc="http://schemas.openxmlformats.org/markup-compatibility/2006" xmlns:aink="http://schemas.microsoft.com/office/drawing/2016/ink" xmlns:am3d="http://schemas.microsoft.com/office/drawing/2017/model3d" xmlns:o="urn:schemas-microsoft-com:office:office" xmlns:oel="http://schemas.microsoft.com/office/2019/extlst" xmlns:r="http://schemas.openxmlformats.org/officeDocument/2006/relationships" xmlns:m="http://schemas.openxmlformats.org/officeDocument/2006/math" xmlns:v="urn:schemas-microsoft-com:vml" xmlns:wp14="http://schemas.microsoft.com/office/word/2010/wordprocessingDrawing" xmlns:wp="http://schemas.openxmlformats.org/drawingml/2006/wordprocessingDrawing" xmlns:w10="urn:schemas-microsoft-com:office:word" xmlns:w="http://schemas.openxmlformats.org/wordprocessingml/2006/main" xmlns:w14="http://schemas.microsoft.com/office/word/2010/wordml" xmlns:w15="http://schemas.microsoft.com/office/word/2012/wordml" xmlns:w16cex="http://schemas.microsoft.com/office/word/2018/wordml/cex" xmlns:w16cid="http://schemas.microsoft.com/office/word/2016/wordml/cid" xmlns:w16="http://schemas.microsoft.com/office/word/2018/wordml" xmlns:w16du="http://schemas.microsoft.com/office/word/2023/wordml/word16du" xmlns:w16sdtdh="http://schemas.microsoft.com/office/word/2020/wordml/sdtdatahash" xmlns:w16sdtfl="http://schemas.microsoft.com/office/word/2024/wordml/sdtformatlock" xmlns:w16se="http://schemas.microsoft.com/office/word/2015/wordml/symex" xmlns:wpg="http://schemas.microsoft.com/office/word/2010/wordprocessingGroup" xmlns:wpi="http://schemas.microsoft.com/office/word/2010/wordprocessingInk" xmlns:wne="http://schemas.microsoft.com/office/word/2006/wordml" xmlns:wps="http://schemas.microsoft.com/office/word/2010/wordprocessingShape" mc:Ignorable="w14 w15 w16se w16cid w16 w16cex w16sdtdh w16sdtfl w16du wp14">
   <w:p>
     <w:pPr>
       <w:pStyle w:val="Header"/>
@@ -3372,7 +3764,7 @@
             </wp:anchor>
           </w:drawing>
         </mc:Choice>
-        <mc:Fallback>
+        <mc:Fallback xmlns:w16cei="http://schemas.microsoft.com/office/word/2026/wordml/cei">
           <w:pict>
             <v:shapetype w14:anchorId="2E316DCE" id="_x0000_t202" coordsize="21600,21600" o:spt="202" path="m,l,21600r21600,l21600,xe">
               <v:stroke joinstyle="miter"/>
@@ -4019,7 +4411,6 @@
   <w:style w:type="character" w:default="1" w:styleId="DefaultParagraphFont">
     <w:name w:val="Default Paragraph Font"/>
     <w:uiPriority w:val="1"/>
-    <w:semiHidden/>
     <w:unhideWhenUsed/>
   </w:style>
   <w:style w:type="table" w:default="1" w:styleId="TableNormal">
